--- a/lessons/6-13/readiness/practice.docx
+++ b/lessons/6-13/readiness/practice.docx
@@ -29,7 +29,7 @@
           <w:sz w:val="20"/>
           <w:szCs w:val="20"/>
         </w:rPr>
-        <w:t xml:space="preserve">Readiness practice for Lesson 1-1  ·  Builds toward 6.NS.4</w:t>
+        <w:t xml:space="preserve">Readiness practice for Lesson 6-13 (Unit 6 · Lesson 13)  ·  Builds toward 6.NOS.4</w:t>
       </w:r>
     </w:p>
     <w:p>
@@ -468,7 +468,7 @@
           <w:sz w:val="20"/>
           <w:szCs w:val="20"/>
         </w:rPr>
-        <w:t xml:space="preserve">When you've finished, open Lesson 1-1 and dive in!</w:t>
+        <w:t xml:space="preserve">When you've finished, open Lesson 6-13 and dive in!</w:t>
       </w:r>
     </w:p>
     <w:p>

--- a/lessons/6-13/readiness/practice.docx
+++ b/lessons/6-13/readiness/practice.docx
@@ -86,7 +86,983 @@
     </w:p>
     <w:p>
       <w:pPr>
-        <w:spacing w:after="120" w:before="0"/>
+        <w:spacing w:after="60" w:before="120"/>
+      </w:pPr>
+      <w:r>
+        <w:rPr>
+          <w:b/>
+          <w:bCs/>
+          <w:color w:val="0F2B3C"/>
+          <w:sz w:val="24"/>
+          <w:szCs w:val="24"/>
+        </w:rPr>
+        <w:t xml:space="preserve">Vocabulary Anchor Box</w:t>
+      </w:r>
+    </w:p>
+    <w:tbl>
+      <w:tblPr>
+        <w:tblW w:type="dxa" w:w="9360"/>
+        <w:tblBorders>
+          <w:top w:val="single" w:color="C7D2DD" w:sz="6"/>
+          <w:left w:val="single" w:color="C7D2DD" w:sz="6"/>
+          <w:bottom w:val="single" w:color="C7D2DD" w:sz="6"/>
+          <w:right w:val="single" w:color="C7D2DD" w:sz="6"/>
+          <w:insideH w:val="single" w:color="C7D2DD" w:sz="6"/>
+          <w:insideV w:val="single" w:color="C7D2DD" w:sz="6"/>
+        </w:tblBorders>
+      </w:tblPr>
+      <w:tblGrid>
+        <w:gridCol w:w="1800"/>
+        <w:gridCol w:w="3160"/>
+        <w:gridCol w:w="2200"/>
+        <w:gridCol w:w="2200"/>
+      </w:tblGrid>
+      <w:tr>
+        <w:trPr>
+          <w:cantSplit/>
+          <w:tblHeader/>
+        </w:trPr>
+        <w:tc>
+          <w:tcPr>
+            <w:tcW w:type="dxa" w:w="1800"/>
+            <w:shd w:fill="EEF4F8" w:color="auto" w:val="clear"/>
+            <w:tcMar>
+              <w:top w:type="dxa" w:w="60"/>
+              <w:left w:type="dxa" w:w="100"/>
+              <w:bottom w:type="dxa" w:w="60"/>
+              <w:right w:type="dxa" w:w="100"/>
+            </w:tcMar>
+          </w:tcPr>
+          <w:p>
+            <w:pPr>
+              <w:spacing w:after="0" w:before="0"/>
+            </w:pPr>
+            <w:r>
+              <w:rPr>
+                <w:b/>
+                <w:bCs/>
+                <w:color w:val="0F2B3C"/>
+                <w:sz w:val="18"/>
+                <w:szCs w:val="18"/>
+              </w:rPr>
+              <w:t xml:space="preserve">Concept Term</w:t>
+            </w:r>
+          </w:p>
+        </w:tc>
+        <w:tc>
+          <w:tcPr>
+            <w:tcW w:type="dxa" w:w="3160"/>
+            <w:shd w:fill="EEF4F8" w:color="auto" w:val="clear"/>
+            <w:tcMar>
+              <w:top w:type="dxa" w:w="60"/>
+              <w:left w:type="dxa" w:w="100"/>
+              <w:bottom w:type="dxa" w:w="60"/>
+              <w:right w:type="dxa" w:w="100"/>
+            </w:tcMar>
+          </w:tcPr>
+          <w:p>
+            <w:pPr>
+              <w:spacing w:after="0" w:before="0"/>
+            </w:pPr>
+            <w:r>
+              <w:rPr>
+                <w:b/>
+                <w:bCs/>
+                <w:color w:val="0F2B3C"/>
+                <w:sz w:val="18"/>
+                <w:szCs w:val="18"/>
+              </w:rPr>
+              <w:t xml:space="preserve">Student-Friendly Definition</w:t>
+            </w:r>
+          </w:p>
+        </w:tc>
+        <w:tc>
+          <w:tcPr>
+            <w:tcW w:type="dxa" w:w="2200"/>
+            <w:shd w:fill="EEF4F8" w:color="auto" w:val="clear"/>
+            <w:tcMar>
+              <w:top w:type="dxa" w:w="60"/>
+              <w:left w:type="dxa" w:w="100"/>
+              <w:bottom w:type="dxa" w:w="60"/>
+              <w:right w:type="dxa" w:w="100"/>
+            </w:tcMar>
+          </w:tcPr>
+          <w:p>
+            <w:pPr>
+              <w:spacing w:after="0" w:before="0"/>
+            </w:pPr>
+            <w:r>
+              <w:rPr>
+                <w:b/>
+                <w:bCs/>
+                <w:color w:val="0F2B3C"/>
+                <w:sz w:val="18"/>
+                <w:szCs w:val="18"/>
+              </w:rPr>
+              <w:t xml:space="preserve">Non-Example</w:t>
+            </w:r>
+          </w:p>
+        </w:tc>
+        <w:tc>
+          <w:tcPr>
+            <w:tcW w:type="dxa" w:w="2200"/>
+            <w:shd w:fill="EEF4F8" w:color="auto" w:val="clear"/>
+            <w:tcMar>
+              <w:top w:type="dxa" w:w="60"/>
+              <w:left w:type="dxa" w:w="100"/>
+              <w:bottom w:type="dxa" w:w="60"/>
+              <w:right w:type="dxa" w:w="100"/>
+            </w:tcMar>
+          </w:tcPr>
+          <w:p>
+            <w:pPr>
+              <w:spacing w:after="0" w:before="0"/>
+            </w:pPr>
+            <w:r>
+              <w:rPr>
+                <w:b/>
+                <w:bCs/>
+                <w:color w:val="0F2B3C"/>
+                <w:sz w:val="18"/>
+                <w:szCs w:val="18"/>
+              </w:rPr>
+              <w:t xml:space="preserve">Visual Clue</w:t>
+            </w:r>
+          </w:p>
+        </w:tc>
+      </w:tr>
+      <w:tr>
+        <w:trPr>
+          <w:cantSplit/>
+        </w:trPr>
+        <w:tc>
+          <w:tcPr>
+            <w:tcW w:type="dxa" w:w="1800"/>
+            <w:tcMar>
+              <w:top w:type="dxa" w:w="60"/>
+              <w:left w:type="dxa" w:w="100"/>
+              <w:bottom w:type="dxa" w:w="60"/>
+              <w:right w:type="dxa" w:w="100"/>
+            </w:tcMar>
+            <w:vAlign w:val="top"/>
+          </w:tcPr>
+          <w:p>
+            <w:pPr>
+              <w:spacing w:after="20" w:before="0"/>
+            </w:pPr>
+            <w:r>
+              <w:rPr>
+                <w:b/>
+                <w:bCs/>
+                <w:color w:val="0F2B3C"/>
+                <w:sz w:val="20"/>
+                <w:szCs w:val="20"/>
+              </w:rPr>
+              <w:t xml:space="preserve">Prime Factorization</w:t>
+            </w:r>
+          </w:p>
+          <w:p>
+            <w:pPr>
+              <w:spacing w:after="0" w:before="0"/>
+            </w:pPr>
+            <w:r>
+              <w:rPr>
+                <w:i/>
+                <w:iCs/>
+                <w:color w:val="5E6E7E"/>
+                <w:sz w:val="18"/>
+                <w:szCs w:val="18"/>
+              </w:rPr>
+              <w:t xml:space="preserve">Factorización prima</w:t>
+            </w:r>
+          </w:p>
+        </w:tc>
+        <w:tc>
+          <w:tcPr>
+            <w:tcW w:type="dxa" w:w="3160"/>
+            <w:tcMar>
+              <w:top w:type="dxa" w:w="60"/>
+              <w:left w:type="dxa" w:w="100"/>
+              <w:bottom w:type="dxa" w:w="60"/>
+              <w:right w:type="dxa" w:w="100"/>
+            </w:tcMar>
+            <w:vAlign w:val="top"/>
+          </w:tcPr>
+          <w:p>
+            <w:pPr>
+              <w:spacing w:after="0" w:before="0"/>
+            </w:pPr>
+            <w:r>
+              <w:rPr>
+                <w:sz w:val="19"/>
+                <w:szCs w:val="19"/>
+              </w:rPr>
+              <w:t xml:space="preserve">Writing a whole number as a product of only prime numbers.</w:t>
+            </w:r>
+          </w:p>
+        </w:tc>
+        <w:tc>
+          <w:tcPr>
+            <w:tcW w:type="dxa" w:w="2200"/>
+            <w:tcMar>
+              <w:top w:type="dxa" w:w="60"/>
+              <w:left w:type="dxa" w:w="100"/>
+              <w:bottom w:type="dxa" w:w="60"/>
+              <w:right w:type="dxa" w:w="100"/>
+            </w:tcMar>
+            <w:vAlign w:val="top"/>
+          </w:tcPr>
+          <w:p>
+            <w:pPr>
+              <w:spacing w:after="30" w:before="0"/>
+            </w:pPr>
+            <w:r>
+              <w:rPr>
+                <w:i/>
+                <w:iCs/>
+                <w:color w:val="5E6E7E"/>
+                <w:sz w:val="18"/>
+                <w:szCs w:val="18"/>
+              </w:rPr>
+              <w:t xml:space="preserve">Not Prime Factorization: write a counter-example that does not fit the rule.</w:t>
+            </w:r>
+          </w:p>
+          <w:p>
+            <w:pPr>
+              <w:spacing w:after="50" w:before="0"/>
+            </w:pPr>
+            <w:r>
+              <w:rPr>
+                <w:color w:val="BBBBBB"/>
+                <w:sz w:val="18"/>
+                <w:szCs w:val="18"/>
+              </w:rPr>
+              <w:t xml:space="preserve">____________________________</w:t>
+            </w:r>
+          </w:p>
+        </w:tc>
+        <w:tc>
+          <w:tcPr>
+            <w:tcW w:type="dxa" w:w="2200"/>
+            <w:tcMar>
+              <w:top w:type="dxa" w:w="60"/>
+              <w:left w:type="dxa" w:w="100"/>
+              <w:bottom w:type="dxa" w:w="60"/>
+              <w:right w:type="dxa" w:w="100"/>
+            </w:tcMar>
+            <w:vAlign w:val="top"/>
+          </w:tcPr>
+          <w:p>
+            <w:pPr>
+              <w:spacing w:after="0" w:before="0"/>
+            </w:pPr>
+            <w:r>
+              <w:rPr>
+                <w:i/>
+                <w:iCs/>
+                <w:color w:val="5E6E7E"/>
+                <w:sz w:val="18"/>
+                <w:szCs w:val="18"/>
+              </w:rPr>
+              <w:t xml:space="preserve">36 = 2 × 2 × 3 × 3 = 2² × 3²</w:t>
+            </w:r>
+          </w:p>
+        </w:tc>
+      </w:tr>
+      <w:tr>
+        <w:trPr>
+          <w:cantSplit/>
+        </w:trPr>
+        <w:tc>
+          <w:tcPr>
+            <w:tcW w:type="dxa" w:w="1800"/>
+            <w:tcMar>
+              <w:top w:type="dxa" w:w="60"/>
+              <w:left w:type="dxa" w:w="100"/>
+              <w:bottom w:type="dxa" w:w="60"/>
+              <w:right w:type="dxa" w:w="100"/>
+            </w:tcMar>
+            <w:vAlign w:val="top"/>
+          </w:tcPr>
+          <w:p>
+            <w:pPr>
+              <w:spacing w:after="20" w:before="0"/>
+            </w:pPr>
+            <w:r>
+              <w:rPr>
+                <w:b/>
+                <w:bCs/>
+                <w:color w:val="0F2B3C"/>
+                <w:sz w:val="20"/>
+                <w:szCs w:val="20"/>
+              </w:rPr>
+              <w:t xml:space="preserve">Prime number</w:t>
+            </w:r>
+          </w:p>
+          <w:p>
+            <w:pPr>
+              <w:spacing w:after="0" w:before="0"/>
+            </w:pPr>
+            <w:r>
+              <w:rPr>
+                <w:i/>
+                <w:iCs/>
+                <w:color w:val="5E6E7E"/>
+                <w:sz w:val="18"/>
+                <w:szCs w:val="18"/>
+              </w:rPr>
+              <w:t xml:space="preserve">Número primo</w:t>
+            </w:r>
+          </w:p>
+        </w:tc>
+        <w:tc>
+          <w:tcPr>
+            <w:tcW w:type="dxa" w:w="3160"/>
+            <w:tcMar>
+              <w:top w:type="dxa" w:w="60"/>
+              <w:left w:type="dxa" w:w="100"/>
+              <w:bottom w:type="dxa" w:w="60"/>
+              <w:right w:type="dxa" w:w="100"/>
+            </w:tcMar>
+            <w:vAlign w:val="top"/>
+          </w:tcPr>
+          <w:p>
+            <w:pPr>
+              <w:spacing w:after="0" w:before="0"/>
+            </w:pPr>
+            <w:r>
+              <w:rPr>
+                <w:sz w:val="19"/>
+                <w:szCs w:val="19"/>
+              </w:rPr>
+              <w:t xml:space="preserve">A number bigger than 1 that you can only divide by 1 and itself.</w:t>
+            </w:r>
+          </w:p>
+        </w:tc>
+        <w:tc>
+          <w:tcPr>
+            <w:tcW w:type="dxa" w:w="2200"/>
+            <w:tcMar>
+              <w:top w:type="dxa" w:w="60"/>
+              <w:left w:type="dxa" w:w="100"/>
+              <w:bottom w:type="dxa" w:w="60"/>
+              <w:right w:type="dxa" w:w="100"/>
+            </w:tcMar>
+            <w:vAlign w:val="top"/>
+          </w:tcPr>
+          <w:p>
+            <w:pPr>
+              <w:spacing w:after="30" w:before="0"/>
+            </w:pPr>
+            <w:r>
+              <w:rPr>
+                <w:i/>
+                <w:iCs/>
+                <w:color w:val="5E6E7E"/>
+                <w:sz w:val="18"/>
+                <w:szCs w:val="18"/>
+              </w:rPr>
+              <w:t xml:space="preserve">Not Prime number: write a counter-example that does not fit the rule.</w:t>
+            </w:r>
+          </w:p>
+          <w:p>
+            <w:pPr>
+              <w:spacing w:after="50" w:before="0"/>
+            </w:pPr>
+            <w:r>
+              <w:rPr>
+                <w:color w:val="BBBBBB"/>
+                <w:sz w:val="18"/>
+                <w:szCs w:val="18"/>
+              </w:rPr>
+              <w:t xml:space="preserve">____________________________</w:t>
+            </w:r>
+          </w:p>
+        </w:tc>
+        <w:tc>
+          <w:tcPr>
+            <w:tcW w:type="dxa" w:w="2200"/>
+            <w:tcMar>
+              <w:top w:type="dxa" w:w="60"/>
+              <w:left w:type="dxa" w:w="100"/>
+              <w:bottom w:type="dxa" w:w="60"/>
+              <w:right w:type="dxa" w:w="100"/>
+            </w:tcMar>
+            <w:vAlign w:val="top"/>
+          </w:tcPr>
+          <w:p>
+            <w:pPr>
+              <w:spacing w:after="0" w:before="0"/>
+            </w:pPr>
+            <w:r>
+              <w:rPr>
+                <w:i/>
+                <w:iCs/>
+                <w:color w:val="5E6E7E"/>
+                <w:sz w:val="18"/>
+                <w:szCs w:val="18"/>
+              </w:rPr>
+              <w:t xml:space="preserve">7 has only two factors: 1 × 7. So 7 is prime.</w:t>
+            </w:r>
+          </w:p>
+        </w:tc>
+      </w:tr>
+      <w:tr>
+        <w:trPr>
+          <w:cantSplit/>
+        </w:trPr>
+        <w:tc>
+          <w:tcPr>
+            <w:tcW w:type="dxa" w:w="1800"/>
+            <w:tcMar>
+              <w:top w:type="dxa" w:w="60"/>
+              <w:left w:type="dxa" w:w="100"/>
+              <w:bottom w:type="dxa" w:w="60"/>
+              <w:right w:type="dxa" w:w="100"/>
+            </w:tcMar>
+            <w:vAlign w:val="top"/>
+          </w:tcPr>
+          <w:p>
+            <w:pPr>
+              <w:spacing w:after="20" w:before="0"/>
+            </w:pPr>
+            <w:r>
+              <w:rPr>
+                <w:b/>
+                <w:bCs/>
+                <w:color w:val="0F2B3C"/>
+                <w:sz w:val="20"/>
+                <w:szCs w:val="20"/>
+              </w:rPr>
+              <w:t xml:space="preserve">Composite number</w:t>
+            </w:r>
+          </w:p>
+          <w:p>
+            <w:pPr>
+              <w:spacing w:after="0" w:before="0"/>
+            </w:pPr>
+            <w:r>
+              <w:rPr>
+                <w:i/>
+                <w:iCs/>
+                <w:color w:val="5E6E7E"/>
+                <w:sz w:val="18"/>
+                <w:szCs w:val="18"/>
+              </w:rPr>
+              <w:t xml:space="preserve">Número compuesto</w:t>
+            </w:r>
+          </w:p>
+        </w:tc>
+        <w:tc>
+          <w:tcPr>
+            <w:tcW w:type="dxa" w:w="3160"/>
+            <w:tcMar>
+              <w:top w:type="dxa" w:w="60"/>
+              <w:left w:type="dxa" w:w="100"/>
+              <w:bottom w:type="dxa" w:w="60"/>
+              <w:right w:type="dxa" w:w="100"/>
+            </w:tcMar>
+            <w:vAlign w:val="top"/>
+          </w:tcPr>
+          <w:p>
+            <w:pPr>
+              <w:spacing w:after="0" w:before="0"/>
+            </w:pPr>
+            <w:r>
+              <w:rPr>
+                <w:sz w:val="19"/>
+                <w:szCs w:val="19"/>
+              </w:rPr>
+              <w:t xml:space="preserve">A number bigger than 1 that you can divide by more than just 1 and itself.</w:t>
+            </w:r>
+          </w:p>
+        </w:tc>
+        <w:tc>
+          <w:tcPr>
+            <w:tcW w:type="dxa" w:w="2200"/>
+            <w:tcMar>
+              <w:top w:type="dxa" w:w="60"/>
+              <w:left w:type="dxa" w:w="100"/>
+              <w:bottom w:type="dxa" w:w="60"/>
+              <w:right w:type="dxa" w:w="100"/>
+            </w:tcMar>
+            <w:vAlign w:val="top"/>
+          </w:tcPr>
+          <w:p>
+            <w:pPr>
+              <w:spacing w:after="30" w:before="0"/>
+            </w:pPr>
+            <w:r>
+              <w:rPr>
+                <w:i/>
+                <w:iCs/>
+                <w:color w:val="5E6E7E"/>
+                <w:sz w:val="18"/>
+                <w:szCs w:val="18"/>
+              </w:rPr>
+              <w:t xml:space="preserve">Not Composite number: write a counter-example that does not fit the rule.</w:t>
+            </w:r>
+          </w:p>
+          <w:p>
+            <w:pPr>
+              <w:spacing w:after="50" w:before="0"/>
+            </w:pPr>
+            <w:r>
+              <w:rPr>
+                <w:color w:val="BBBBBB"/>
+                <w:sz w:val="18"/>
+                <w:szCs w:val="18"/>
+              </w:rPr>
+              <w:t xml:space="preserve">____________________________</w:t>
+            </w:r>
+          </w:p>
+        </w:tc>
+        <w:tc>
+          <w:tcPr>
+            <w:tcW w:type="dxa" w:w="2200"/>
+            <w:tcMar>
+              <w:top w:type="dxa" w:w="60"/>
+              <w:left w:type="dxa" w:w="100"/>
+              <w:bottom w:type="dxa" w:w="60"/>
+              <w:right w:type="dxa" w:w="100"/>
+            </w:tcMar>
+            <w:vAlign w:val="top"/>
+          </w:tcPr>
+          <w:p>
+            <w:pPr>
+              <w:spacing w:after="0" w:before="0"/>
+            </w:pPr>
+            <w:r>
+              <w:rPr>
+                <w:i/>
+                <w:iCs/>
+                <w:color w:val="5E6E7E"/>
+                <w:sz w:val="18"/>
+                <w:szCs w:val="18"/>
+              </w:rPr>
+              <w:t xml:space="preserve">12 = 1 × 12, 2 × 6, 3 × 4 — six factors, so 12 is composite</w:t>
+            </w:r>
+          </w:p>
+        </w:tc>
+      </w:tr>
+      <w:tr>
+        <w:trPr>
+          <w:cantSplit/>
+        </w:trPr>
+        <w:tc>
+          <w:tcPr>
+            <w:tcW w:type="dxa" w:w="1800"/>
+            <w:tcMar>
+              <w:top w:type="dxa" w:w="60"/>
+              <w:left w:type="dxa" w:w="100"/>
+              <w:bottom w:type="dxa" w:w="60"/>
+              <w:right w:type="dxa" w:w="100"/>
+            </w:tcMar>
+            <w:vAlign w:val="top"/>
+          </w:tcPr>
+          <w:p>
+            <w:pPr>
+              <w:spacing w:after="20" w:before="0"/>
+            </w:pPr>
+            <w:r>
+              <w:rPr>
+                <w:b/>
+                <w:bCs/>
+                <w:color w:val="0F2B3C"/>
+                <w:sz w:val="20"/>
+                <w:szCs w:val="20"/>
+              </w:rPr>
+              <w:t xml:space="preserve">Factor</w:t>
+            </w:r>
+          </w:p>
+          <w:p>
+            <w:pPr>
+              <w:spacing w:after="0" w:before="0"/>
+            </w:pPr>
+            <w:r>
+              <w:rPr>
+                <w:i/>
+                <w:iCs/>
+                <w:color w:val="5E6E7E"/>
+                <w:sz w:val="18"/>
+                <w:szCs w:val="18"/>
+              </w:rPr>
+              <w:t xml:space="preserve">Factor</w:t>
+            </w:r>
+          </w:p>
+        </w:tc>
+        <w:tc>
+          <w:tcPr>
+            <w:tcW w:type="dxa" w:w="3160"/>
+            <w:tcMar>
+              <w:top w:type="dxa" w:w="60"/>
+              <w:left w:type="dxa" w:w="100"/>
+              <w:bottom w:type="dxa" w:w="60"/>
+              <w:right w:type="dxa" w:w="100"/>
+            </w:tcMar>
+            <w:vAlign w:val="top"/>
+          </w:tcPr>
+          <w:p>
+            <w:pPr>
+              <w:spacing w:after="0" w:before="0"/>
+            </w:pPr>
+            <w:r>
+              <w:rPr>
+                <w:sz w:val="19"/>
+                <w:szCs w:val="19"/>
+              </w:rPr>
+              <w:t xml:space="preserve">A factor of a whole number divides it evenly, with no remainder. For example, 3 is a factor of 12 because 12 ÷ 3 = 4.</w:t>
+            </w:r>
+          </w:p>
+        </w:tc>
+        <w:tc>
+          <w:tcPr>
+            <w:tcW w:type="dxa" w:w="2200"/>
+            <w:tcMar>
+              <w:top w:type="dxa" w:w="60"/>
+              <w:left w:type="dxa" w:w="100"/>
+              <w:bottom w:type="dxa" w:w="60"/>
+              <w:right w:type="dxa" w:w="100"/>
+            </w:tcMar>
+            <w:vAlign w:val="top"/>
+          </w:tcPr>
+          <w:p>
+            <w:pPr>
+              <w:spacing w:after="30" w:before="0"/>
+            </w:pPr>
+            <w:r>
+              <w:rPr>
+                <w:i/>
+                <w:iCs/>
+                <w:color w:val="5E6E7E"/>
+                <w:sz w:val="18"/>
+                <w:szCs w:val="18"/>
+              </w:rPr>
+              <w:t xml:space="preserve">Not Factor: write a counter-example that does not fit the rule.</w:t>
+            </w:r>
+          </w:p>
+          <w:p>
+            <w:pPr>
+              <w:spacing w:after="50" w:before="0"/>
+            </w:pPr>
+            <w:r>
+              <w:rPr>
+                <w:color w:val="BBBBBB"/>
+                <w:sz w:val="18"/>
+                <w:szCs w:val="18"/>
+              </w:rPr>
+              <w:t xml:space="preserve">____________________________</w:t>
+            </w:r>
+          </w:p>
+        </w:tc>
+        <w:tc>
+          <w:tcPr>
+            <w:tcW w:type="dxa" w:w="2200"/>
+            <w:tcMar>
+              <w:top w:type="dxa" w:w="60"/>
+              <w:left w:type="dxa" w:w="100"/>
+              <w:bottom w:type="dxa" w:w="60"/>
+              <w:right w:type="dxa" w:w="100"/>
+            </w:tcMar>
+            <w:vAlign w:val="top"/>
+          </w:tcPr>
+          <w:p>
+            <w:pPr>
+              <w:spacing w:after="0" w:before="0"/>
+            </w:pPr>
+            <w:r>
+              <w:rPr>
+                <w:i/>
+                <w:iCs/>
+                <w:color w:val="5E6E7E"/>
+                <w:sz w:val="18"/>
+                <w:szCs w:val="18"/>
+              </w:rPr>
+              <w:t xml:space="preserve">Factors of 12: 1, 2, 3, 4, 6, 12 — each divides 12 evenly.</w:t>
+            </w:r>
+          </w:p>
+        </w:tc>
+      </w:tr>
+      <w:tr>
+        <w:trPr>
+          <w:cantSplit/>
+        </w:trPr>
+        <w:tc>
+          <w:tcPr>
+            <w:tcW w:type="dxa" w:w="1800"/>
+            <w:tcMar>
+              <w:top w:type="dxa" w:w="60"/>
+              <w:left w:type="dxa" w:w="100"/>
+              <w:bottom w:type="dxa" w:w="60"/>
+              <w:right w:type="dxa" w:w="100"/>
+            </w:tcMar>
+            <w:vAlign w:val="top"/>
+          </w:tcPr>
+          <w:p>
+            <w:pPr>
+              <w:spacing w:after="20" w:before="0"/>
+            </w:pPr>
+            <w:r>
+              <w:rPr>
+                <w:b/>
+                <w:bCs/>
+                <w:color w:val="0F2B3C"/>
+                <w:sz w:val="20"/>
+                <w:szCs w:val="20"/>
+              </w:rPr>
+              <w:t xml:space="preserve">Factor tree</w:t>
+            </w:r>
+          </w:p>
+          <w:p>
+            <w:pPr>
+              <w:spacing w:after="0" w:before="0"/>
+            </w:pPr>
+            <w:r>
+              <w:rPr>
+                <w:i/>
+                <w:iCs/>
+                <w:color w:val="5E6E7E"/>
+                <w:sz w:val="18"/>
+                <w:szCs w:val="18"/>
+              </w:rPr>
+              <w:t xml:space="preserve">Árbol de factores</w:t>
+            </w:r>
+          </w:p>
+        </w:tc>
+        <w:tc>
+          <w:tcPr>
+            <w:tcW w:type="dxa" w:w="3160"/>
+            <w:tcMar>
+              <w:top w:type="dxa" w:w="60"/>
+              <w:left w:type="dxa" w:w="100"/>
+              <w:bottom w:type="dxa" w:w="60"/>
+              <w:right w:type="dxa" w:w="100"/>
+            </w:tcMar>
+            <w:vAlign w:val="top"/>
+          </w:tcPr>
+          <w:p>
+            <w:pPr>
+              <w:spacing w:after="0" w:before="0"/>
+            </w:pPr>
+            <w:r>
+              <w:rPr>
+                <w:sz w:val="19"/>
+                <w:szCs w:val="19"/>
+              </w:rPr>
+              <w:t xml:space="preserve">A picture that splits a number into its prime numbers, step by step.</w:t>
+            </w:r>
+          </w:p>
+        </w:tc>
+        <w:tc>
+          <w:tcPr>
+            <w:tcW w:type="dxa" w:w="2200"/>
+            <w:tcMar>
+              <w:top w:type="dxa" w:w="60"/>
+              <w:left w:type="dxa" w:w="100"/>
+              <w:bottom w:type="dxa" w:w="60"/>
+              <w:right w:type="dxa" w:w="100"/>
+            </w:tcMar>
+            <w:vAlign w:val="top"/>
+          </w:tcPr>
+          <w:p>
+            <w:pPr>
+              <w:spacing w:after="30" w:before="0"/>
+            </w:pPr>
+            <w:r>
+              <w:rPr>
+                <w:i/>
+                <w:iCs/>
+                <w:color w:val="5E6E7E"/>
+                <w:sz w:val="18"/>
+                <w:szCs w:val="18"/>
+              </w:rPr>
+              <w:t xml:space="preserve">Not Factor tree: write a counter-example that does not fit the rule.</w:t>
+            </w:r>
+          </w:p>
+          <w:p>
+            <w:pPr>
+              <w:spacing w:after="50" w:before="0"/>
+            </w:pPr>
+            <w:r>
+              <w:rPr>
+                <w:color w:val="BBBBBB"/>
+                <w:sz w:val="18"/>
+                <w:szCs w:val="18"/>
+              </w:rPr>
+              <w:t xml:space="preserve">____________________________</w:t>
+            </w:r>
+          </w:p>
+        </w:tc>
+        <w:tc>
+          <w:tcPr>
+            <w:tcW w:type="dxa" w:w="2200"/>
+            <w:tcMar>
+              <w:top w:type="dxa" w:w="60"/>
+              <w:left w:type="dxa" w:w="100"/>
+              <w:bottom w:type="dxa" w:w="60"/>
+              <w:right w:type="dxa" w:w="100"/>
+            </w:tcMar>
+            <w:vAlign w:val="top"/>
+          </w:tcPr>
+          <w:p>
+            <w:pPr>
+              <w:spacing w:after="0" w:before="0"/>
+            </w:pPr>
+            <w:r>
+              <w:rPr>
+                <w:i/>
+                <w:iCs/>
+                <w:color w:val="5E6E7E"/>
+                <w:sz w:val="18"/>
+                <w:szCs w:val="18"/>
+              </w:rPr>
+              <w:t xml:space="preserve">24 → 4 × 6 → (2 × 2) × (2 × 3) → 2 × 2 × 2 × 3</w:t>
+            </w:r>
+          </w:p>
+        </w:tc>
+      </w:tr>
+      <w:tr>
+        <w:trPr>
+          <w:cantSplit/>
+        </w:trPr>
+        <w:tc>
+          <w:tcPr>
+            <w:tcW w:type="dxa" w:w="1800"/>
+            <w:tcMar>
+              <w:top w:type="dxa" w:w="60"/>
+              <w:left w:type="dxa" w:w="100"/>
+              <w:bottom w:type="dxa" w:w="60"/>
+              <w:right w:type="dxa" w:w="100"/>
+            </w:tcMar>
+            <w:vAlign w:val="top"/>
+          </w:tcPr>
+          <w:p>
+            <w:pPr>
+              <w:spacing w:after="20" w:before="0"/>
+            </w:pPr>
+            <w:r>
+              <w:rPr>
+                <w:b/>
+                <w:bCs/>
+                <w:color w:val="0F2B3C"/>
+                <w:sz w:val="20"/>
+                <w:szCs w:val="20"/>
+              </w:rPr>
+              <w:t xml:space="preserve">Exponent</w:t>
+            </w:r>
+          </w:p>
+          <w:p>
+            <w:pPr>
+              <w:spacing w:after="0" w:before="0"/>
+            </w:pPr>
+            <w:r>
+              <w:rPr>
+                <w:i/>
+                <w:iCs/>
+                <w:color w:val="5E6E7E"/>
+                <w:sz w:val="18"/>
+                <w:szCs w:val="18"/>
+              </w:rPr>
+              <w:t xml:space="preserve">Exponente</w:t>
+            </w:r>
+          </w:p>
+        </w:tc>
+        <w:tc>
+          <w:tcPr>
+            <w:tcW w:type="dxa" w:w="3160"/>
+            <w:tcMar>
+              <w:top w:type="dxa" w:w="60"/>
+              <w:left w:type="dxa" w:w="100"/>
+              <w:bottom w:type="dxa" w:w="60"/>
+              <w:right w:type="dxa" w:w="100"/>
+            </w:tcMar>
+            <w:vAlign w:val="top"/>
+          </w:tcPr>
+          <w:p>
+            <w:pPr>
+              <w:spacing w:after="0" w:before="0"/>
+            </w:pPr>
+            <w:r>
+              <w:rPr>
+                <w:sz w:val="19"/>
+                <w:szCs w:val="19"/>
+              </w:rPr>
+              <w:t xml:space="preserve">A small number that tells how many times to multiply a number by itself.</w:t>
+            </w:r>
+          </w:p>
+        </w:tc>
+        <w:tc>
+          <w:tcPr>
+            <w:tcW w:type="dxa" w:w="2200"/>
+            <w:tcMar>
+              <w:top w:type="dxa" w:w="60"/>
+              <w:left w:type="dxa" w:w="100"/>
+              <w:bottom w:type="dxa" w:w="60"/>
+              <w:right w:type="dxa" w:w="100"/>
+            </w:tcMar>
+            <w:vAlign w:val="top"/>
+          </w:tcPr>
+          <w:p>
+            <w:pPr>
+              <w:spacing w:after="30" w:before="0"/>
+            </w:pPr>
+            <w:r>
+              <w:rPr>
+                <w:i/>
+                <w:iCs/>
+                <w:color w:val="5E6E7E"/>
+                <w:sz w:val="18"/>
+                <w:szCs w:val="18"/>
+              </w:rPr>
+              <w:t xml:space="preserve">Not Exponent: write a counter-example that does not fit the rule.</w:t>
+            </w:r>
+          </w:p>
+          <w:p>
+            <w:pPr>
+              <w:spacing w:after="50" w:before="0"/>
+            </w:pPr>
+            <w:r>
+              <w:rPr>
+                <w:color w:val="BBBBBB"/>
+                <w:sz w:val="18"/>
+                <w:szCs w:val="18"/>
+              </w:rPr>
+              <w:t xml:space="preserve">____________________________</w:t>
+            </w:r>
+          </w:p>
+        </w:tc>
+        <w:tc>
+          <w:tcPr>
+            <w:tcW w:type="dxa" w:w="2200"/>
+            <w:tcMar>
+              <w:top w:type="dxa" w:w="60"/>
+              <w:left w:type="dxa" w:w="100"/>
+              <w:bottom w:type="dxa" w:w="60"/>
+              <w:right w:type="dxa" w:w="100"/>
+            </w:tcMar>
+            <w:vAlign w:val="top"/>
+          </w:tcPr>
+          <w:p>
+            <w:pPr>
+              <w:spacing w:after="0" w:before="0"/>
+            </w:pPr>
+            <w:r>
+              <w:rPr>
+                <w:i/>
+                <w:iCs/>
+                <w:color w:val="5E6E7E"/>
+                <w:sz w:val="18"/>
+                <w:szCs w:val="18"/>
+              </w:rPr>
+              <w:t xml:space="preserve">2³ means 2 × 2 × 2 = 8</w:t>
+            </w:r>
+          </w:p>
+        </w:tc>
+      </w:tr>
+    </w:tbl>
+    <w:p>
+      <w:pPr>
+        <w:spacing w:after="120" w:before="140"/>
       </w:pPr>
       <w:r>
         <w:rPr>
@@ -127,73 +1103,922 @@
         <w:t xml:space="preserve">Let's split numbers one step at a time.</w:t>
       </w:r>
     </w:p>
-    <w:p>
-      <w:pPr>
-        <w:spacing w:after="40" w:before="0"/>
-      </w:pPr>
-      <w:r>
-        <w:rPr>
-          <w:sz w:val="22"/>
-          <w:szCs w:val="22"/>
-        </w:rPr>
-        <w:t xml:space="preserve">1.  Fill the missing partner: 2 × ___ = 10</w:t>
-      </w:r>
-    </w:p>
-    <w:p>
-      <w:pPr>
-        <w:spacing w:after="80" w:before="0"/>
-      </w:pPr>
-      <w:r>
-        <w:rPr>
-          <w:color w:val="BBBBBB"/>
-        </w:rPr>
-        <w:t xml:space="preserve">____________________________________________________</w:t>
-      </w:r>
-    </w:p>
-    <w:p>
-      <w:pPr>
-        <w:spacing w:after="40" w:before="0"/>
-      </w:pPr>
-      <w:r>
-        <w:rPr>
-          <w:sz w:val="22"/>
-          <w:szCs w:val="22"/>
-        </w:rPr>
-        <w:t xml:space="preserve">2.  Fill the missing partner: 3 × ___ = 9</w:t>
-      </w:r>
-    </w:p>
-    <w:p>
-      <w:pPr>
-        <w:spacing w:after="80" w:before="0"/>
-      </w:pPr>
-      <w:r>
-        <w:rPr>
-          <w:color w:val="BBBBBB"/>
-        </w:rPr>
-        <w:t xml:space="preserve">____________________________________________________</w:t>
-      </w:r>
-    </w:p>
-    <w:p>
-      <w:pPr>
-        <w:spacing w:after="40" w:before="0"/>
-      </w:pPr>
-      <w:r>
-        <w:rPr>
-          <w:sz w:val="22"/>
-          <w:szCs w:val="22"/>
-        </w:rPr>
-        <w:t xml:space="preserve">3.  6 splits into 2 × ___?</w:t>
-      </w:r>
-    </w:p>
-    <w:p>
-      <w:pPr>
-        <w:spacing w:after="80" w:before="0"/>
-      </w:pPr>
-      <w:r>
-        <w:rPr>
-          <w:color w:val="BBBBBB"/>
-        </w:rPr>
-        <w:t xml:space="preserve">____________________________________________________</w:t>
+    <w:tbl>
+      <w:tblPr>
+        <w:tblW w:type="dxa" w:w="9360"/>
+        <w:tblBorders>
+          <w:top w:val="single" w:color="C7D2DD" w:sz="6"/>
+          <w:left w:val="single" w:color="C7D2DD" w:sz="6"/>
+          <w:bottom w:val="single" w:color="C7D2DD" w:sz="6"/>
+          <w:right w:val="single" w:color="C7D2DD" w:sz="6"/>
+          <w:insideH w:val="single" w:color="C7D2DD" w:sz="6"/>
+          <w:insideV w:val="single" w:color="C7D2DD" w:sz="6"/>
+        </w:tblBorders>
+      </w:tblPr>
+      <w:tblGrid>
+        <w:gridCol w:w="2800"/>
+        <w:gridCol w:w="3560"/>
+        <w:gridCol w:w="3000"/>
+      </w:tblGrid>
+      <w:tr>
+        <w:trPr>
+          <w:cantSplit/>
+          <w:tblHeader/>
+        </w:trPr>
+        <w:tc>
+          <w:tcPr>
+            <w:tcW w:type="dxa" w:w="2800"/>
+            <w:shd w:fill="EEF4F8" w:color="auto" w:val="clear"/>
+            <w:tcMar>
+              <w:top w:type="dxa" w:w="60"/>
+              <w:left w:type="dxa" w:w="100"/>
+              <w:bottom w:type="dxa" w:w="60"/>
+              <w:right w:type="dxa" w:w="100"/>
+            </w:tcMar>
+          </w:tcPr>
+          <w:p>
+            <w:pPr>
+              <w:spacing w:after="0" w:before="0"/>
+            </w:pPr>
+            <w:r>
+              <w:rPr>
+                <w:b/>
+                <w:bCs/>
+                <w:color w:val="0F2B3C"/>
+                <w:sz w:val="16"/>
+                <w:szCs w:val="16"/>
+              </w:rPr>
+              <w:t xml:space="preserve">CORE PROBLEM / GIVEN REPRESENTATION</w:t>
+            </w:r>
+          </w:p>
+        </w:tc>
+        <w:tc>
+          <w:tcPr>
+            <w:tcW w:type="dxa" w:w="3560"/>
+            <w:shd w:fill="EEF4F8" w:color="auto" w:val="clear"/>
+            <w:tcMar>
+              <w:top w:type="dxa" w:w="60"/>
+              <w:left w:type="dxa" w:w="100"/>
+              <w:bottom w:type="dxa" w:w="60"/>
+              <w:right w:type="dxa" w:w="100"/>
+            </w:tcMar>
+          </w:tcPr>
+          <w:p>
+            <w:pPr>
+              <w:spacing w:after="0" w:before="0"/>
+            </w:pPr>
+            <w:r>
+              <w:rPr>
+                <w:b/>
+                <w:bCs/>
+                <w:color w:val="0F2B3C"/>
+                <w:sz w:val="16"/>
+                <w:szCs w:val="16"/>
+              </w:rPr>
+              <w:t xml:space="preserve">WORKING SPACE / CALCULATION STEPS</w:t>
+            </w:r>
+          </w:p>
+        </w:tc>
+        <w:tc>
+          <w:tcPr>
+            <w:tcW w:type="dxa" w:w="3000"/>
+            <w:shd w:fill="FBF3E2" w:color="auto" w:val="clear"/>
+            <w:tcMar>
+              <w:top w:type="dxa" w:w="60"/>
+              <w:left w:type="dxa" w:w="100"/>
+              <w:bottom w:type="dxa" w:w="60"/>
+              <w:right w:type="dxa" w:w="100"/>
+            </w:tcMar>
+          </w:tcPr>
+          <w:p>
+            <w:pPr>
+              <w:spacing w:after="0" w:before="0"/>
+            </w:pPr>
+            <w:r>
+              <w:rPr>
+                <w:b/>
+                <w:bCs/>
+                <w:color w:val="7A5400"/>
+                <w:sz w:val="16"/>
+                <w:szCs w:val="16"/>
+              </w:rPr>
+              <w:t xml:space="preserve">EXPLAIN YOUR REASONING</w:t>
+            </w:r>
+          </w:p>
+        </w:tc>
+      </w:tr>
+      <w:tr>
+        <w:trPr>
+          <w:cantSplit/>
+        </w:trPr>
+        <w:tc>
+          <w:tcPr>
+            <w:tcW w:type="dxa" w:w="2800"/>
+            <w:tcMar>
+              <w:top w:type="dxa" w:w="80"/>
+              <w:left w:type="dxa" w:w="100"/>
+              <w:bottom w:type="dxa" w:w="80"/>
+              <w:right w:type="dxa" w:w="100"/>
+            </w:tcMar>
+            <w:vAlign w:val="top"/>
+          </w:tcPr>
+          <w:p>
+            <w:pPr>
+              <w:spacing w:after="40" w:before="0"/>
+            </w:pPr>
+            <w:r>
+              <w:rPr>
+                <w:b/>
+                <w:bCs/>
+                <w:color w:val="0F2B3C"/>
+                <w:sz w:val="20"/>
+                <w:szCs w:val="20"/>
+              </w:rPr>
+              <w:t xml:space="preserve">1.  Fill the missing partner: 2 × ___ = 10</w:t>
+            </w:r>
+          </w:p>
+        </w:tc>
+        <w:tc>
+          <w:tcPr>
+            <w:tcW w:type="dxa" w:w="3560"/>
+            <w:tcMar>
+              <w:top w:type="dxa" w:w="80"/>
+              <w:left w:type="dxa" w:w="100"/>
+              <w:bottom w:type="dxa" w:w="80"/>
+              <w:right w:type="dxa" w:w="100"/>
+            </w:tcMar>
+            <w:vAlign w:val="top"/>
+          </w:tcPr>
+          <w:p>
+            <w:pPr>
+              <w:spacing w:after="50" w:before="0"/>
+            </w:pPr>
+            <w:r>
+              <w:rPr>
+                <w:color w:val="BBBBBB"/>
+                <w:sz w:val="18"/>
+                <w:szCs w:val="18"/>
+              </w:rPr>
+              <w:t xml:space="preserve">____________________________</w:t>
+            </w:r>
+          </w:p>
+          <w:p>
+            <w:pPr>
+              <w:spacing w:after="50" w:before="0"/>
+            </w:pPr>
+            <w:r>
+              <w:rPr>
+                <w:color w:val="BBBBBB"/>
+                <w:sz w:val="18"/>
+                <w:szCs w:val="18"/>
+              </w:rPr>
+              <w:t xml:space="preserve">____________________________</w:t>
+            </w:r>
+          </w:p>
+          <w:p>
+            <w:pPr>
+              <w:spacing w:after="50" w:before="0"/>
+            </w:pPr>
+            <w:r>
+              <w:rPr>
+                <w:color w:val="BBBBBB"/>
+                <w:sz w:val="18"/>
+                <w:szCs w:val="18"/>
+              </w:rPr>
+              <w:t xml:space="preserve">____________________________</w:t>
+            </w:r>
+          </w:p>
+          <w:p>
+            <w:pPr>
+              <w:spacing w:after="50" w:before="0"/>
+            </w:pPr>
+            <w:r>
+              <w:rPr>
+                <w:color w:val="BBBBBB"/>
+                <w:sz w:val="18"/>
+                <w:szCs w:val="18"/>
+              </w:rPr>
+              <w:t xml:space="preserve">____________________________</w:t>
+            </w:r>
+          </w:p>
+        </w:tc>
+        <w:tc>
+          <w:tcPr>
+            <w:tcW w:type="dxa" w:w="3000"/>
+            <w:shd w:fill="FBF3E2" w:color="auto" w:val="clear"/>
+            <w:tcMar>
+              <w:top w:type="dxa" w:w="80"/>
+              <w:left w:type="dxa" w:w="100"/>
+              <w:bottom w:type="dxa" w:w="80"/>
+              <w:right w:type="dxa" w:w="100"/>
+            </w:tcMar>
+            <w:vAlign w:val="top"/>
+          </w:tcPr>
+          <w:p>
+            <w:pPr>
+              <w:spacing w:after="30" w:before="0"/>
+            </w:pPr>
+            <w:r>
+              <w:rPr>
+                <w:b/>
+                <w:bCs/>
+                <w:color w:val="0F2B3C"/>
+                <w:sz w:val="18"/>
+                <w:szCs w:val="18"/>
+              </w:rPr>
+              <w:t xml:space="preserve">Because... ________________</w:t>
+            </w:r>
+          </w:p>
+          <w:p>
+            <w:pPr>
+              <w:spacing w:after="50" w:before="0"/>
+            </w:pPr>
+            <w:r>
+              <w:rPr>
+                <w:color w:val="BBBBBB"/>
+                <w:sz w:val="18"/>
+                <w:szCs w:val="18"/>
+              </w:rPr>
+              <w:t xml:space="preserve">____________________________</w:t>
+            </w:r>
+          </w:p>
+          <w:p>
+            <w:pPr>
+              <w:spacing w:after="30" w:before="40"/>
+            </w:pPr>
+            <w:r>
+              <w:rPr>
+                <w:b/>
+                <w:bCs/>
+                <w:color w:val="1A6FB5"/>
+                <w:sz w:val="18"/>
+                <w:szCs w:val="18"/>
+              </w:rPr>
+              <w:t xml:space="preserve">Although... _______________</w:t>
+            </w:r>
+          </w:p>
+          <w:p>
+            <w:pPr>
+              <w:spacing w:after="50" w:before="0"/>
+            </w:pPr>
+            <w:r>
+              <w:rPr>
+                <w:color w:val="BBBBBB"/>
+                <w:sz w:val="18"/>
+                <w:szCs w:val="18"/>
+              </w:rPr>
+              <w:t xml:space="preserve">____________________________</w:t>
+            </w:r>
+          </w:p>
+          <w:p>
+            <w:pPr>
+              <w:spacing w:after="30" w:before="40"/>
+            </w:pPr>
+            <w:r>
+              <w:rPr>
+                <w:b/>
+                <w:bCs/>
+                <w:color w:val="7A5400"/>
+                <w:sz w:val="18"/>
+                <w:szCs w:val="18"/>
+              </w:rPr>
+              <w:t xml:space="preserve">Therefore... ______________</w:t>
+            </w:r>
+          </w:p>
+          <w:p>
+            <w:pPr>
+              <w:spacing w:after="50" w:before="0"/>
+            </w:pPr>
+            <w:r>
+              <w:rPr>
+                <w:color w:val="BBBBBB"/>
+                <w:sz w:val="18"/>
+                <w:szCs w:val="18"/>
+              </w:rPr>
+              <w:t xml:space="preserve">____________________________</w:t>
+            </w:r>
+          </w:p>
+        </w:tc>
+      </w:tr>
+    </w:tbl>
+    <w:p>
+      <w:pPr>
+        <w:spacing w:after="60" w:before="0"/>
+      </w:pPr>
+      <w:r>
+        <w:t xml:space="preserve"/>
+      </w:r>
+    </w:p>
+    <w:tbl>
+      <w:tblPr>
+        <w:tblW w:type="dxa" w:w="9360"/>
+        <w:tblBorders>
+          <w:top w:val="single" w:color="C7D2DD" w:sz="6"/>
+          <w:left w:val="single" w:color="C7D2DD" w:sz="6"/>
+          <w:bottom w:val="single" w:color="C7D2DD" w:sz="6"/>
+          <w:right w:val="single" w:color="C7D2DD" w:sz="6"/>
+          <w:insideH w:val="single" w:color="C7D2DD" w:sz="6"/>
+          <w:insideV w:val="single" w:color="C7D2DD" w:sz="6"/>
+        </w:tblBorders>
+      </w:tblPr>
+      <w:tblGrid>
+        <w:gridCol w:w="2800"/>
+        <w:gridCol w:w="3560"/>
+        <w:gridCol w:w="3000"/>
+      </w:tblGrid>
+      <w:tr>
+        <w:trPr>
+          <w:cantSplit/>
+          <w:tblHeader/>
+        </w:trPr>
+        <w:tc>
+          <w:tcPr>
+            <w:tcW w:type="dxa" w:w="2800"/>
+            <w:shd w:fill="EEF4F8" w:color="auto" w:val="clear"/>
+            <w:tcMar>
+              <w:top w:type="dxa" w:w="60"/>
+              <w:left w:type="dxa" w:w="100"/>
+              <w:bottom w:type="dxa" w:w="60"/>
+              <w:right w:type="dxa" w:w="100"/>
+            </w:tcMar>
+          </w:tcPr>
+          <w:p>
+            <w:pPr>
+              <w:spacing w:after="0" w:before="0"/>
+            </w:pPr>
+            <w:r>
+              <w:rPr>
+                <w:b/>
+                <w:bCs/>
+                <w:color w:val="0F2B3C"/>
+                <w:sz w:val="16"/>
+                <w:szCs w:val="16"/>
+              </w:rPr>
+              <w:t xml:space="preserve">CORE PROBLEM / GIVEN REPRESENTATION</w:t>
+            </w:r>
+          </w:p>
+        </w:tc>
+        <w:tc>
+          <w:tcPr>
+            <w:tcW w:type="dxa" w:w="3560"/>
+            <w:shd w:fill="EEF4F8" w:color="auto" w:val="clear"/>
+            <w:tcMar>
+              <w:top w:type="dxa" w:w="60"/>
+              <w:left w:type="dxa" w:w="100"/>
+              <w:bottom w:type="dxa" w:w="60"/>
+              <w:right w:type="dxa" w:w="100"/>
+            </w:tcMar>
+          </w:tcPr>
+          <w:p>
+            <w:pPr>
+              <w:spacing w:after="0" w:before="0"/>
+            </w:pPr>
+            <w:r>
+              <w:rPr>
+                <w:b/>
+                <w:bCs/>
+                <w:color w:val="0F2B3C"/>
+                <w:sz w:val="16"/>
+                <w:szCs w:val="16"/>
+              </w:rPr>
+              <w:t xml:space="preserve">WORKING SPACE / CALCULATION STEPS</w:t>
+            </w:r>
+          </w:p>
+        </w:tc>
+        <w:tc>
+          <w:tcPr>
+            <w:tcW w:type="dxa" w:w="3000"/>
+            <w:shd w:fill="FBF3E2" w:color="auto" w:val="clear"/>
+            <w:tcMar>
+              <w:top w:type="dxa" w:w="60"/>
+              <w:left w:type="dxa" w:w="100"/>
+              <w:bottom w:type="dxa" w:w="60"/>
+              <w:right w:type="dxa" w:w="100"/>
+            </w:tcMar>
+          </w:tcPr>
+          <w:p>
+            <w:pPr>
+              <w:spacing w:after="0" w:before="0"/>
+            </w:pPr>
+            <w:r>
+              <w:rPr>
+                <w:b/>
+                <w:bCs/>
+                <w:color w:val="7A5400"/>
+                <w:sz w:val="16"/>
+                <w:szCs w:val="16"/>
+              </w:rPr>
+              <w:t xml:space="preserve">EXPLAIN YOUR REASONING</w:t>
+            </w:r>
+          </w:p>
+        </w:tc>
+      </w:tr>
+      <w:tr>
+        <w:trPr>
+          <w:cantSplit/>
+        </w:trPr>
+        <w:tc>
+          <w:tcPr>
+            <w:tcW w:type="dxa" w:w="2800"/>
+            <w:tcMar>
+              <w:top w:type="dxa" w:w="80"/>
+              <w:left w:type="dxa" w:w="100"/>
+              <w:bottom w:type="dxa" w:w="80"/>
+              <w:right w:type="dxa" w:w="100"/>
+            </w:tcMar>
+            <w:vAlign w:val="top"/>
+          </w:tcPr>
+          <w:p>
+            <w:pPr>
+              <w:spacing w:after="40" w:before="0"/>
+            </w:pPr>
+            <w:r>
+              <w:rPr>
+                <w:b/>
+                <w:bCs/>
+                <w:color w:val="0F2B3C"/>
+                <w:sz w:val="20"/>
+                <w:szCs w:val="20"/>
+              </w:rPr>
+              <w:t xml:space="preserve">2.  Fill the missing partner: 3 × ___ = 9</w:t>
+            </w:r>
+          </w:p>
+        </w:tc>
+        <w:tc>
+          <w:tcPr>
+            <w:tcW w:type="dxa" w:w="3560"/>
+            <w:tcMar>
+              <w:top w:type="dxa" w:w="80"/>
+              <w:left w:type="dxa" w:w="100"/>
+              <w:bottom w:type="dxa" w:w="80"/>
+              <w:right w:type="dxa" w:w="100"/>
+            </w:tcMar>
+            <w:vAlign w:val="top"/>
+          </w:tcPr>
+          <w:p>
+            <w:pPr>
+              <w:spacing w:after="50" w:before="0"/>
+            </w:pPr>
+            <w:r>
+              <w:rPr>
+                <w:color w:val="BBBBBB"/>
+                <w:sz w:val="18"/>
+                <w:szCs w:val="18"/>
+              </w:rPr>
+              <w:t xml:space="preserve">____________________________</w:t>
+            </w:r>
+          </w:p>
+          <w:p>
+            <w:pPr>
+              <w:spacing w:after="50" w:before="0"/>
+            </w:pPr>
+            <w:r>
+              <w:rPr>
+                <w:color w:val="BBBBBB"/>
+                <w:sz w:val="18"/>
+                <w:szCs w:val="18"/>
+              </w:rPr>
+              <w:t xml:space="preserve">____________________________</w:t>
+            </w:r>
+          </w:p>
+          <w:p>
+            <w:pPr>
+              <w:spacing w:after="50" w:before="0"/>
+            </w:pPr>
+            <w:r>
+              <w:rPr>
+                <w:color w:val="BBBBBB"/>
+                <w:sz w:val="18"/>
+                <w:szCs w:val="18"/>
+              </w:rPr>
+              <w:t xml:space="preserve">____________________________</w:t>
+            </w:r>
+          </w:p>
+          <w:p>
+            <w:pPr>
+              <w:spacing w:after="50" w:before="0"/>
+            </w:pPr>
+            <w:r>
+              <w:rPr>
+                <w:color w:val="BBBBBB"/>
+                <w:sz w:val="18"/>
+                <w:szCs w:val="18"/>
+              </w:rPr>
+              <w:t xml:space="preserve">____________________________</w:t>
+            </w:r>
+          </w:p>
+        </w:tc>
+        <w:tc>
+          <w:tcPr>
+            <w:tcW w:type="dxa" w:w="3000"/>
+            <w:shd w:fill="FBF3E2" w:color="auto" w:val="clear"/>
+            <w:tcMar>
+              <w:top w:type="dxa" w:w="80"/>
+              <w:left w:type="dxa" w:w="100"/>
+              <w:bottom w:type="dxa" w:w="80"/>
+              <w:right w:type="dxa" w:w="100"/>
+            </w:tcMar>
+            <w:vAlign w:val="top"/>
+          </w:tcPr>
+          <w:p>
+            <w:pPr>
+              <w:spacing w:after="30" w:before="0"/>
+            </w:pPr>
+            <w:r>
+              <w:rPr>
+                <w:b/>
+                <w:bCs/>
+                <w:color w:val="0F2B3C"/>
+                <w:sz w:val="18"/>
+                <w:szCs w:val="18"/>
+              </w:rPr>
+              <w:t xml:space="preserve">Because... ________________</w:t>
+            </w:r>
+          </w:p>
+          <w:p>
+            <w:pPr>
+              <w:spacing w:after="50" w:before="0"/>
+            </w:pPr>
+            <w:r>
+              <w:rPr>
+                <w:color w:val="BBBBBB"/>
+                <w:sz w:val="18"/>
+                <w:szCs w:val="18"/>
+              </w:rPr>
+              <w:t xml:space="preserve">____________________________</w:t>
+            </w:r>
+          </w:p>
+          <w:p>
+            <w:pPr>
+              <w:spacing w:after="30" w:before="40"/>
+            </w:pPr>
+            <w:r>
+              <w:rPr>
+                <w:b/>
+                <w:bCs/>
+                <w:color w:val="1A6FB5"/>
+                <w:sz w:val="18"/>
+                <w:szCs w:val="18"/>
+              </w:rPr>
+              <w:t xml:space="preserve">Although... _______________</w:t>
+            </w:r>
+          </w:p>
+          <w:p>
+            <w:pPr>
+              <w:spacing w:after="50" w:before="0"/>
+            </w:pPr>
+            <w:r>
+              <w:rPr>
+                <w:color w:val="BBBBBB"/>
+                <w:sz w:val="18"/>
+                <w:szCs w:val="18"/>
+              </w:rPr>
+              <w:t xml:space="preserve">____________________________</w:t>
+            </w:r>
+          </w:p>
+          <w:p>
+            <w:pPr>
+              <w:spacing w:after="30" w:before="40"/>
+            </w:pPr>
+            <w:r>
+              <w:rPr>
+                <w:b/>
+                <w:bCs/>
+                <w:color w:val="7A5400"/>
+                <w:sz w:val="18"/>
+                <w:szCs w:val="18"/>
+              </w:rPr>
+              <w:t xml:space="preserve">Therefore... ______________</w:t>
+            </w:r>
+          </w:p>
+          <w:p>
+            <w:pPr>
+              <w:spacing w:after="50" w:before="0"/>
+            </w:pPr>
+            <w:r>
+              <w:rPr>
+                <w:color w:val="BBBBBB"/>
+                <w:sz w:val="18"/>
+                <w:szCs w:val="18"/>
+              </w:rPr>
+              <w:t xml:space="preserve">____________________________</w:t>
+            </w:r>
+          </w:p>
+        </w:tc>
+      </w:tr>
+    </w:tbl>
+    <w:p>
+      <w:pPr>
+        <w:spacing w:after="60" w:before="0"/>
+      </w:pPr>
+      <w:r>
+        <w:t xml:space="preserve"/>
+      </w:r>
+    </w:p>
+    <w:tbl>
+      <w:tblPr>
+        <w:tblW w:type="dxa" w:w="9360"/>
+        <w:tblBorders>
+          <w:top w:val="single" w:color="C7D2DD" w:sz="6"/>
+          <w:left w:val="single" w:color="C7D2DD" w:sz="6"/>
+          <w:bottom w:val="single" w:color="C7D2DD" w:sz="6"/>
+          <w:right w:val="single" w:color="C7D2DD" w:sz="6"/>
+          <w:insideH w:val="single" w:color="C7D2DD" w:sz="6"/>
+          <w:insideV w:val="single" w:color="C7D2DD" w:sz="6"/>
+        </w:tblBorders>
+      </w:tblPr>
+      <w:tblGrid>
+        <w:gridCol w:w="2800"/>
+        <w:gridCol w:w="3560"/>
+        <w:gridCol w:w="3000"/>
+      </w:tblGrid>
+      <w:tr>
+        <w:trPr>
+          <w:cantSplit/>
+          <w:tblHeader/>
+        </w:trPr>
+        <w:tc>
+          <w:tcPr>
+            <w:tcW w:type="dxa" w:w="2800"/>
+            <w:shd w:fill="EEF4F8" w:color="auto" w:val="clear"/>
+            <w:tcMar>
+              <w:top w:type="dxa" w:w="60"/>
+              <w:left w:type="dxa" w:w="100"/>
+              <w:bottom w:type="dxa" w:w="60"/>
+              <w:right w:type="dxa" w:w="100"/>
+            </w:tcMar>
+          </w:tcPr>
+          <w:p>
+            <w:pPr>
+              <w:spacing w:after="0" w:before="0"/>
+            </w:pPr>
+            <w:r>
+              <w:rPr>
+                <w:b/>
+                <w:bCs/>
+                <w:color w:val="0F2B3C"/>
+                <w:sz w:val="16"/>
+                <w:szCs w:val="16"/>
+              </w:rPr>
+              <w:t xml:space="preserve">CORE PROBLEM / GIVEN REPRESENTATION</w:t>
+            </w:r>
+          </w:p>
+        </w:tc>
+        <w:tc>
+          <w:tcPr>
+            <w:tcW w:type="dxa" w:w="3560"/>
+            <w:shd w:fill="EEF4F8" w:color="auto" w:val="clear"/>
+            <w:tcMar>
+              <w:top w:type="dxa" w:w="60"/>
+              <w:left w:type="dxa" w:w="100"/>
+              <w:bottom w:type="dxa" w:w="60"/>
+              <w:right w:type="dxa" w:w="100"/>
+            </w:tcMar>
+          </w:tcPr>
+          <w:p>
+            <w:pPr>
+              <w:spacing w:after="0" w:before="0"/>
+            </w:pPr>
+            <w:r>
+              <w:rPr>
+                <w:b/>
+                <w:bCs/>
+                <w:color w:val="0F2B3C"/>
+                <w:sz w:val="16"/>
+                <w:szCs w:val="16"/>
+              </w:rPr>
+              <w:t xml:space="preserve">WORKING SPACE / CALCULATION STEPS</w:t>
+            </w:r>
+          </w:p>
+        </w:tc>
+        <w:tc>
+          <w:tcPr>
+            <w:tcW w:type="dxa" w:w="3000"/>
+            <w:shd w:fill="FBF3E2" w:color="auto" w:val="clear"/>
+            <w:tcMar>
+              <w:top w:type="dxa" w:w="60"/>
+              <w:left w:type="dxa" w:w="100"/>
+              <w:bottom w:type="dxa" w:w="60"/>
+              <w:right w:type="dxa" w:w="100"/>
+            </w:tcMar>
+          </w:tcPr>
+          <w:p>
+            <w:pPr>
+              <w:spacing w:after="0" w:before="0"/>
+            </w:pPr>
+            <w:r>
+              <w:rPr>
+                <w:b/>
+                <w:bCs/>
+                <w:color w:val="7A5400"/>
+                <w:sz w:val="16"/>
+                <w:szCs w:val="16"/>
+              </w:rPr>
+              <w:t xml:space="preserve">EXPLAIN YOUR REASONING</w:t>
+            </w:r>
+          </w:p>
+        </w:tc>
+      </w:tr>
+      <w:tr>
+        <w:trPr>
+          <w:cantSplit/>
+        </w:trPr>
+        <w:tc>
+          <w:tcPr>
+            <w:tcW w:type="dxa" w:w="2800"/>
+            <w:tcMar>
+              <w:top w:type="dxa" w:w="80"/>
+              <w:left w:type="dxa" w:w="100"/>
+              <w:bottom w:type="dxa" w:w="80"/>
+              <w:right w:type="dxa" w:w="100"/>
+            </w:tcMar>
+            <w:vAlign w:val="top"/>
+          </w:tcPr>
+          <w:p>
+            <w:pPr>
+              <w:spacing w:after="40" w:before="0"/>
+            </w:pPr>
+            <w:r>
+              <w:rPr>
+                <w:b/>
+                <w:bCs/>
+                <w:color w:val="0F2B3C"/>
+                <w:sz w:val="20"/>
+                <w:szCs w:val="20"/>
+              </w:rPr>
+              <w:t xml:space="preserve">3.  6 splits into 2 × ___?</w:t>
+            </w:r>
+          </w:p>
+        </w:tc>
+        <w:tc>
+          <w:tcPr>
+            <w:tcW w:type="dxa" w:w="3560"/>
+            <w:tcMar>
+              <w:top w:type="dxa" w:w="80"/>
+              <w:left w:type="dxa" w:w="100"/>
+              <w:bottom w:type="dxa" w:w="80"/>
+              <w:right w:type="dxa" w:w="100"/>
+            </w:tcMar>
+            <w:vAlign w:val="top"/>
+          </w:tcPr>
+          <w:p>
+            <w:pPr>
+              <w:spacing w:after="50" w:before="0"/>
+            </w:pPr>
+            <w:r>
+              <w:rPr>
+                <w:color w:val="BBBBBB"/>
+                <w:sz w:val="18"/>
+                <w:szCs w:val="18"/>
+              </w:rPr>
+              <w:t xml:space="preserve">____________________________</w:t>
+            </w:r>
+          </w:p>
+          <w:p>
+            <w:pPr>
+              <w:spacing w:after="50" w:before="0"/>
+            </w:pPr>
+            <w:r>
+              <w:rPr>
+                <w:color w:val="BBBBBB"/>
+                <w:sz w:val="18"/>
+                <w:szCs w:val="18"/>
+              </w:rPr>
+              <w:t xml:space="preserve">____________________________</w:t>
+            </w:r>
+          </w:p>
+          <w:p>
+            <w:pPr>
+              <w:spacing w:after="50" w:before="0"/>
+            </w:pPr>
+            <w:r>
+              <w:rPr>
+                <w:color w:val="BBBBBB"/>
+                <w:sz w:val="18"/>
+                <w:szCs w:val="18"/>
+              </w:rPr>
+              <w:t xml:space="preserve">____________________________</w:t>
+            </w:r>
+          </w:p>
+          <w:p>
+            <w:pPr>
+              <w:spacing w:after="50" w:before="0"/>
+            </w:pPr>
+            <w:r>
+              <w:rPr>
+                <w:color w:val="BBBBBB"/>
+                <w:sz w:val="18"/>
+                <w:szCs w:val="18"/>
+              </w:rPr>
+              <w:t xml:space="preserve">____________________________</w:t>
+            </w:r>
+          </w:p>
+        </w:tc>
+        <w:tc>
+          <w:tcPr>
+            <w:tcW w:type="dxa" w:w="3000"/>
+            <w:shd w:fill="FBF3E2" w:color="auto" w:val="clear"/>
+            <w:tcMar>
+              <w:top w:type="dxa" w:w="80"/>
+              <w:left w:type="dxa" w:w="100"/>
+              <w:bottom w:type="dxa" w:w="80"/>
+              <w:right w:type="dxa" w:w="100"/>
+            </w:tcMar>
+            <w:vAlign w:val="top"/>
+          </w:tcPr>
+          <w:p>
+            <w:pPr>
+              <w:spacing w:after="30" w:before="0"/>
+            </w:pPr>
+            <w:r>
+              <w:rPr>
+                <w:b/>
+                <w:bCs/>
+                <w:color w:val="0F2B3C"/>
+                <w:sz w:val="18"/>
+                <w:szCs w:val="18"/>
+              </w:rPr>
+              <w:t xml:space="preserve">Because... ________________</w:t>
+            </w:r>
+          </w:p>
+          <w:p>
+            <w:pPr>
+              <w:spacing w:after="50" w:before="0"/>
+            </w:pPr>
+            <w:r>
+              <w:rPr>
+                <w:color w:val="BBBBBB"/>
+                <w:sz w:val="18"/>
+                <w:szCs w:val="18"/>
+              </w:rPr>
+              <w:t xml:space="preserve">____________________________</w:t>
+            </w:r>
+          </w:p>
+          <w:p>
+            <w:pPr>
+              <w:spacing w:after="30" w:before="40"/>
+            </w:pPr>
+            <w:r>
+              <w:rPr>
+                <w:b/>
+                <w:bCs/>
+                <w:color w:val="1A6FB5"/>
+                <w:sz w:val="18"/>
+                <w:szCs w:val="18"/>
+              </w:rPr>
+              <w:t xml:space="preserve">Although... _______________</w:t>
+            </w:r>
+          </w:p>
+          <w:p>
+            <w:pPr>
+              <w:spacing w:after="50" w:before="0"/>
+            </w:pPr>
+            <w:r>
+              <w:rPr>
+                <w:color w:val="BBBBBB"/>
+                <w:sz w:val="18"/>
+                <w:szCs w:val="18"/>
+              </w:rPr>
+              <w:t xml:space="preserve">____________________________</w:t>
+            </w:r>
+          </w:p>
+          <w:p>
+            <w:pPr>
+              <w:spacing w:after="30" w:before="40"/>
+            </w:pPr>
+            <w:r>
+              <w:rPr>
+                <w:b/>
+                <w:bCs/>
+                <w:color w:val="7A5400"/>
+                <w:sz w:val="18"/>
+                <w:szCs w:val="18"/>
+              </w:rPr>
+              <w:t xml:space="preserve">Therefore... ______________</w:t>
+            </w:r>
+          </w:p>
+          <w:p>
+            <w:pPr>
+              <w:spacing w:after="50" w:before="0"/>
+            </w:pPr>
+            <w:r>
+              <w:rPr>
+                <w:color w:val="BBBBBB"/>
+                <w:sz w:val="18"/>
+                <w:szCs w:val="18"/>
+              </w:rPr>
+              <w:t xml:space="preserve">____________________________</w:t>
+            </w:r>
+          </w:p>
+        </w:tc>
+      </w:tr>
+    </w:tbl>
+    <w:p>
+      <w:pPr>
+        <w:spacing w:after="60" w:before="0"/>
+      </w:pPr>
+      <w:r>
+        <w:t xml:space="preserve"/>
       </w:r>
     </w:p>
     <w:p>
@@ -225,86 +2050,935 @@
         <w:t xml:space="preserve">Find factor pairs and spot the primes.</w:t>
       </w:r>
     </w:p>
-    <w:p>
-      <w:pPr>
-        <w:spacing w:after="40" w:before="0"/>
-      </w:pPr>
-      <w:r>
-        <w:rPr>
-          <w:sz w:val="22"/>
-          <w:szCs w:val="22"/>
-        </w:rPr>
-        <w:t xml:space="preserve">1.  8 splits into 2 × ___?</w:t>
-      </w:r>
-    </w:p>
-    <w:p>
-      <w:pPr>
-        <w:spacing w:after="80" w:before="0"/>
-      </w:pPr>
-      <w:r>
-        <w:rPr>
-          <w:color w:val="BBBBBB"/>
-        </w:rPr>
-        <w:t xml:space="preserve">____________________________________________________</w:t>
-      </w:r>
-    </w:p>
-    <w:p>
-      <w:pPr>
-        <w:spacing w:after="40" w:before="0"/>
-      </w:pPr>
-      <w:r>
-        <w:rPr>
-          <w:sz w:val="22"/>
-          <w:szCs w:val="22"/>
-        </w:rPr>
-        <w:t xml:space="preserve">2.  Which number is prime?</w:t>
-      </w:r>
-    </w:p>
-    <w:p>
-      <w:pPr>
-        <w:spacing w:after="40" w:before="0"/>
-      </w:pPr>
-      <w:r>
-        <w:rPr>
-          <w:color w:val="5E6E7E"/>
-          <w:sz w:val="20"/>
-          <w:szCs w:val="20"/>
-        </w:rPr>
-        <w:t xml:space="preserve">     choices: 4   /   8   /   5   /   9</w:t>
-      </w:r>
-    </w:p>
-    <w:p>
-      <w:pPr>
-        <w:spacing w:after="80" w:before="0"/>
-      </w:pPr>
-      <w:r>
-        <w:rPr>
-          <w:color w:val="BBBBBB"/>
-        </w:rPr>
-        <w:t xml:space="preserve">____________________________________________________</w:t>
-      </w:r>
-    </w:p>
-    <w:p>
-      <w:pPr>
-        <w:spacing w:after="40" w:before="0"/>
-      </w:pPr>
-      <w:r>
-        <w:rPr>
-          <w:sz w:val="22"/>
-          <w:szCs w:val="22"/>
-        </w:rPr>
-        <w:t xml:space="preserve">3.  15 splits into 3 × ___?</w:t>
-      </w:r>
-    </w:p>
-    <w:p>
-      <w:pPr>
-        <w:spacing w:after="80" w:before="0"/>
-      </w:pPr>
-      <w:r>
-        <w:rPr>
-          <w:color w:val="BBBBBB"/>
-        </w:rPr>
-        <w:t xml:space="preserve">____________________________________________________</w:t>
+    <w:tbl>
+      <w:tblPr>
+        <w:tblW w:type="dxa" w:w="9360"/>
+        <w:tblBorders>
+          <w:top w:val="single" w:color="C7D2DD" w:sz="6"/>
+          <w:left w:val="single" w:color="C7D2DD" w:sz="6"/>
+          <w:bottom w:val="single" w:color="C7D2DD" w:sz="6"/>
+          <w:right w:val="single" w:color="C7D2DD" w:sz="6"/>
+          <w:insideH w:val="single" w:color="C7D2DD" w:sz="6"/>
+          <w:insideV w:val="single" w:color="C7D2DD" w:sz="6"/>
+        </w:tblBorders>
+      </w:tblPr>
+      <w:tblGrid>
+        <w:gridCol w:w="2800"/>
+        <w:gridCol w:w="3560"/>
+        <w:gridCol w:w="3000"/>
+      </w:tblGrid>
+      <w:tr>
+        <w:trPr>
+          <w:cantSplit/>
+          <w:tblHeader/>
+        </w:trPr>
+        <w:tc>
+          <w:tcPr>
+            <w:tcW w:type="dxa" w:w="2800"/>
+            <w:shd w:fill="EEF4F8" w:color="auto" w:val="clear"/>
+            <w:tcMar>
+              <w:top w:type="dxa" w:w="60"/>
+              <w:left w:type="dxa" w:w="100"/>
+              <w:bottom w:type="dxa" w:w="60"/>
+              <w:right w:type="dxa" w:w="100"/>
+            </w:tcMar>
+          </w:tcPr>
+          <w:p>
+            <w:pPr>
+              <w:spacing w:after="0" w:before="0"/>
+            </w:pPr>
+            <w:r>
+              <w:rPr>
+                <w:b/>
+                <w:bCs/>
+                <w:color w:val="0F2B3C"/>
+                <w:sz w:val="16"/>
+                <w:szCs w:val="16"/>
+              </w:rPr>
+              <w:t xml:space="preserve">CORE PROBLEM / GIVEN REPRESENTATION</w:t>
+            </w:r>
+          </w:p>
+        </w:tc>
+        <w:tc>
+          <w:tcPr>
+            <w:tcW w:type="dxa" w:w="3560"/>
+            <w:shd w:fill="EEF4F8" w:color="auto" w:val="clear"/>
+            <w:tcMar>
+              <w:top w:type="dxa" w:w="60"/>
+              <w:left w:type="dxa" w:w="100"/>
+              <w:bottom w:type="dxa" w:w="60"/>
+              <w:right w:type="dxa" w:w="100"/>
+            </w:tcMar>
+          </w:tcPr>
+          <w:p>
+            <w:pPr>
+              <w:spacing w:after="0" w:before="0"/>
+            </w:pPr>
+            <w:r>
+              <w:rPr>
+                <w:b/>
+                <w:bCs/>
+                <w:color w:val="0F2B3C"/>
+                <w:sz w:val="16"/>
+                <w:szCs w:val="16"/>
+              </w:rPr>
+              <w:t xml:space="preserve">WORKING SPACE / CALCULATION STEPS</w:t>
+            </w:r>
+          </w:p>
+        </w:tc>
+        <w:tc>
+          <w:tcPr>
+            <w:tcW w:type="dxa" w:w="3000"/>
+            <w:shd w:fill="FBF3E2" w:color="auto" w:val="clear"/>
+            <w:tcMar>
+              <w:top w:type="dxa" w:w="60"/>
+              <w:left w:type="dxa" w:w="100"/>
+              <w:bottom w:type="dxa" w:w="60"/>
+              <w:right w:type="dxa" w:w="100"/>
+            </w:tcMar>
+          </w:tcPr>
+          <w:p>
+            <w:pPr>
+              <w:spacing w:after="0" w:before="0"/>
+            </w:pPr>
+            <w:r>
+              <w:rPr>
+                <w:b/>
+                <w:bCs/>
+                <w:color w:val="7A5400"/>
+                <w:sz w:val="16"/>
+                <w:szCs w:val="16"/>
+              </w:rPr>
+              <w:t xml:space="preserve">EXPLAIN YOUR REASONING</w:t>
+            </w:r>
+          </w:p>
+        </w:tc>
+      </w:tr>
+      <w:tr>
+        <w:trPr>
+          <w:cantSplit/>
+        </w:trPr>
+        <w:tc>
+          <w:tcPr>
+            <w:tcW w:type="dxa" w:w="2800"/>
+            <w:tcMar>
+              <w:top w:type="dxa" w:w="80"/>
+              <w:left w:type="dxa" w:w="100"/>
+              <w:bottom w:type="dxa" w:w="80"/>
+              <w:right w:type="dxa" w:w="100"/>
+            </w:tcMar>
+            <w:vAlign w:val="top"/>
+          </w:tcPr>
+          <w:p>
+            <w:pPr>
+              <w:spacing w:after="40" w:before="0"/>
+            </w:pPr>
+            <w:r>
+              <w:rPr>
+                <w:b/>
+                <w:bCs/>
+                <w:color w:val="0F2B3C"/>
+                <w:sz w:val="20"/>
+                <w:szCs w:val="20"/>
+              </w:rPr>
+              <w:t xml:space="preserve">1.  8 splits into 2 × ___?</w:t>
+            </w:r>
+          </w:p>
+        </w:tc>
+        <w:tc>
+          <w:tcPr>
+            <w:tcW w:type="dxa" w:w="3560"/>
+            <w:tcMar>
+              <w:top w:type="dxa" w:w="80"/>
+              <w:left w:type="dxa" w:w="100"/>
+              <w:bottom w:type="dxa" w:w="80"/>
+              <w:right w:type="dxa" w:w="100"/>
+            </w:tcMar>
+            <w:vAlign w:val="top"/>
+          </w:tcPr>
+          <w:p>
+            <w:pPr>
+              <w:spacing w:after="50" w:before="0"/>
+            </w:pPr>
+            <w:r>
+              <w:rPr>
+                <w:color w:val="BBBBBB"/>
+                <w:sz w:val="18"/>
+                <w:szCs w:val="18"/>
+              </w:rPr>
+              <w:t xml:space="preserve">____________________________</w:t>
+            </w:r>
+          </w:p>
+          <w:p>
+            <w:pPr>
+              <w:spacing w:after="50" w:before="0"/>
+            </w:pPr>
+            <w:r>
+              <w:rPr>
+                <w:color w:val="BBBBBB"/>
+                <w:sz w:val="18"/>
+                <w:szCs w:val="18"/>
+              </w:rPr>
+              <w:t xml:space="preserve">____________________________</w:t>
+            </w:r>
+          </w:p>
+          <w:p>
+            <w:pPr>
+              <w:spacing w:after="50" w:before="0"/>
+            </w:pPr>
+            <w:r>
+              <w:rPr>
+                <w:color w:val="BBBBBB"/>
+                <w:sz w:val="18"/>
+                <w:szCs w:val="18"/>
+              </w:rPr>
+              <w:t xml:space="preserve">____________________________</w:t>
+            </w:r>
+          </w:p>
+          <w:p>
+            <w:pPr>
+              <w:spacing w:after="50" w:before="0"/>
+            </w:pPr>
+            <w:r>
+              <w:rPr>
+                <w:color w:val="BBBBBB"/>
+                <w:sz w:val="18"/>
+                <w:szCs w:val="18"/>
+              </w:rPr>
+              <w:t xml:space="preserve">____________________________</w:t>
+            </w:r>
+          </w:p>
+        </w:tc>
+        <w:tc>
+          <w:tcPr>
+            <w:tcW w:type="dxa" w:w="3000"/>
+            <w:shd w:fill="FBF3E2" w:color="auto" w:val="clear"/>
+            <w:tcMar>
+              <w:top w:type="dxa" w:w="80"/>
+              <w:left w:type="dxa" w:w="100"/>
+              <w:bottom w:type="dxa" w:w="80"/>
+              <w:right w:type="dxa" w:w="100"/>
+            </w:tcMar>
+            <w:vAlign w:val="top"/>
+          </w:tcPr>
+          <w:p>
+            <w:pPr>
+              <w:spacing w:after="30" w:before="0"/>
+            </w:pPr>
+            <w:r>
+              <w:rPr>
+                <w:b/>
+                <w:bCs/>
+                <w:color w:val="0F2B3C"/>
+                <w:sz w:val="18"/>
+                <w:szCs w:val="18"/>
+              </w:rPr>
+              <w:t xml:space="preserve">Because... ________________</w:t>
+            </w:r>
+          </w:p>
+          <w:p>
+            <w:pPr>
+              <w:spacing w:after="50" w:before="0"/>
+            </w:pPr>
+            <w:r>
+              <w:rPr>
+                <w:color w:val="BBBBBB"/>
+                <w:sz w:val="18"/>
+                <w:szCs w:val="18"/>
+              </w:rPr>
+              <w:t xml:space="preserve">____________________________</w:t>
+            </w:r>
+          </w:p>
+          <w:p>
+            <w:pPr>
+              <w:spacing w:after="30" w:before="40"/>
+            </w:pPr>
+            <w:r>
+              <w:rPr>
+                <w:b/>
+                <w:bCs/>
+                <w:color w:val="1A6FB5"/>
+                <w:sz w:val="18"/>
+                <w:szCs w:val="18"/>
+              </w:rPr>
+              <w:t xml:space="preserve">Although... _______________</w:t>
+            </w:r>
+          </w:p>
+          <w:p>
+            <w:pPr>
+              <w:spacing w:after="50" w:before="0"/>
+            </w:pPr>
+            <w:r>
+              <w:rPr>
+                <w:color w:val="BBBBBB"/>
+                <w:sz w:val="18"/>
+                <w:szCs w:val="18"/>
+              </w:rPr>
+              <w:t xml:space="preserve">____________________________</w:t>
+            </w:r>
+          </w:p>
+          <w:p>
+            <w:pPr>
+              <w:spacing w:after="30" w:before="40"/>
+            </w:pPr>
+            <w:r>
+              <w:rPr>
+                <w:b/>
+                <w:bCs/>
+                <w:color w:val="7A5400"/>
+                <w:sz w:val="18"/>
+                <w:szCs w:val="18"/>
+              </w:rPr>
+              <w:t xml:space="preserve">Therefore... ______________</w:t>
+            </w:r>
+          </w:p>
+          <w:p>
+            <w:pPr>
+              <w:spacing w:after="50" w:before="0"/>
+            </w:pPr>
+            <w:r>
+              <w:rPr>
+                <w:color w:val="BBBBBB"/>
+                <w:sz w:val="18"/>
+                <w:szCs w:val="18"/>
+              </w:rPr>
+              <w:t xml:space="preserve">____________________________</w:t>
+            </w:r>
+          </w:p>
+        </w:tc>
+      </w:tr>
+    </w:tbl>
+    <w:p>
+      <w:pPr>
+        <w:spacing w:after="60" w:before="0"/>
+      </w:pPr>
+      <w:r>
+        <w:t xml:space="preserve"/>
+      </w:r>
+    </w:p>
+    <w:tbl>
+      <w:tblPr>
+        <w:tblW w:type="dxa" w:w="9360"/>
+        <w:tblBorders>
+          <w:top w:val="single" w:color="C7D2DD" w:sz="6"/>
+          <w:left w:val="single" w:color="C7D2DD" w:sz="6"/>
+          <w:bottom w:val="single" w:color="C7D2DD" w:sz="6"/>
+          <w:right w:val="single" w:color="C7D2DD" w:sz="6"/>
+          <w:insideH w:val="single" w:color="C7D2DD" w:sz="6"/>
+          <w:insideV w:val="single" w:color="C7D2DD" w:sz="6"/>
+        </w:tblBorders>
+      </w:tblPr>
+      <w:tblGrid>
+        <w:gridCol w:w="2800"/>
+        <w:gridCol w:w="3560"/>
+        <w:gridCol w:w="3000"/>
+      </w:tblGrid>
+      <w:tr>
+        <w:trPr>
+          <w:cantSplit/>
+          <w:tblHeader/>
+        </w:trPr>
+        <w:tc>
+          <w:tcPr>
+            <w:tcW w:type="dxa" w:w="2800"/>
+            <w:shd w:fill="EEF4F8" w:color="auto" w:val="clear"/>
+            <w:tcMar>
+              <w:top w:type="dxa" w:w="60"/>
+              <w:left w:type="dxa" w:w="100"/>
+              <w:bottom w:type="dxa" w:w="60"/>
+              <w:right w:type="dxa" w:w="100"/>
+            </w:tcMar>
+          </w:tcPr>
+          <w:p>
+            <w:pPr>
+              <w:spacing w:after="0" w:before="0"/>
+            </w:pPr>
+            <w:r>
+              <w:rPr>
+                <w:b/>
+                <w:bCs/>
+                <w:color w:val="0F2B3C"/>
+                <w:sz w:val="16"/>
+                <w:szCs w:val="16"/>
+              </w:rPr>
+              <w:t xml:space="preserve">CORE PROBLEM / GIVEN REPRESENTATION</w:t>
+            </w:r>
+          </w:p>
+        </w:tc>
+        <w:tc>
+          <w:tcPr>
+            <w:tcW w:type="dxa" w:w="3560"/>
+            <w:shd w:fill="EEF4F8" w:color="auto" w:val="clear"/>
+            <w:tcMar>
+              <w:top w:type="dxa" w:w="60"/>
+              <w:left w:type="dxa" w:w="100"/>
+              <w:bottom w:type="dxa" w:w="60"/>
+              <w:right w:type="dxa" w:w="100"/>
+            </w:tcMar>
+          </w:tcPr>
+          <w:p>
+            <w:pPr>
+              <w:spacing w:after="0" w:before="0"/>
+            </w:pPr>
+            <w:r>
+              <w:rPr>
+                <w:b/>
+                <w:bCs/>
+                <w:color w:val="0F2B3C"/>
+                <w:sz w:val="16"/>
+                <w:szCs w:val="16"/>
+              </w:rPr>
+              <w:t xml:space="preserve">WORKING SPACE / CALCULATION STEPS</w:t>
+            </w:r>
+          </w:p>
+        </w:tc>
+        <w:tc>
+          <w:tcPr>
+            <w:tcW w:type="dxa" w:w="3000"/>
+            <w:shd w:fill="FBF3E2" w:color="auto" w:val="clear"/>
+            <w:tcMar>
+              <w:top w:type="dxa" w:w="60"/>
+              <w:left w:type="dxa" w:w="100"/>
+              <w:bottom w:type="dxa" w:w="60"/>
+              <w:right w:type="dxa" w:w="100"/>
+            </w:tcMar>
+          </w:tcPr>
+          <w:p>
+            <w:pPr>
+              <w:spacing w:after="0" w:before="0"/>
+            </w:pPr>
+            <w:r>
+              <w:rPr>
+                <w:b/>
+                <w:bCs/>
+                <w:color w:val="7A5400"/>
+                <w:sz w:val="16"/>
+                <w:szCs w:val="16"/>
+              </w:rPr>
+              <w:t xml:space="preserve">EXPLAIN YOUR REASONING</w:t>
+            </w:r>
+          </w:p>
+        </w:tc>
+      </w:tr>
+      <w:tr>
+        <w:trPr>
+          <w:cantSplit/>
+        </w:trPr>
+        <w:tc>
+          <w:tcPr>
+            <w:tcW w:type="dxa" w:w="2800"/>
+            <w:tcMar>
+              <w:top w:type="dxa" w:w="80"/>
+              <w:left w:type="dxa" w:w="100"/>
+              <w:bottom w:type="dxa" w:w="80"/>
+              <w:right w:type="dxa" w:w="100"/>
+            </w:tcMar>
+            <w:vAlign w:val="top"/>
+          </w:tcPr>
+          <w:p>
+            <w:pPr>
+              <w:spacing w:after="40" w:before="0"/>
+            </w:pPr>
+            <w:r>
+              <w:rPr>
+                <w:b/>
+                <w:bCs/>
+                <w:color w:val="0F2B3C"/>
+                <w:sz w:val="20"/>
+                <w:szCs w:val="20"/>
+              </w:rPr>
+              <w:t xml:space="preserve">2.  Which number is prime?</w:t>
+            </w:r>
+          </w:p>
+          <w:p>
+            <w:pPr>
+              <w:spacing w:after="0" w:before="0"/>
+            </w:pPr>
+            <w:r>
+              <w:rPr>
+                <w:color w:val="5E6E7E"/>
+                <w:sz w:val="18"/>
+                <w:szCs w:val="18"/>
+              </w:rPr>
+              <w:t xml:space="preserve">Choices: 4   /   8   /   5   /   9</w:t>
+            </w:r>
+          </w:p>
+        </w:tc>
+        <w:tc>
+          <w:tcPr>
+            <w:tcW w:type="dxa" w:w="3560"/>
+            <w:tcMar>
+              <w:top w:type="dxa" w:w="80"/>
+              <w:left w:type="dxa" w:w="100"/>
+              <w:bottom w:type="dxa" w:w="80"/>
+              <w:right w:type="dxa" w:w="100"/>
+            </w:tcMar>
+            <w:vAlign w:val="top"/>
+          </w:tcPr>
+          <w:p>
+            <w:pPr>
+              <w:spacing w:after="50" w:before="0"/>
+            </w:pPr>
+            <w:r>
+              <w:rPr>
+                <w:color w:val="BBBBBB"/>
+                <w:sz w:val="18"/>
+                <w:szCs w:val="18"/>
+              </w:rPr>
+              <w:t xml:space="preserve">____________________________</w:t>
+            </w:r>
+          </w:p>
+          <w:p>
+            <w:pPr>
+              <w:spacing w:after="50" w:before="0"/>
+            </w:pPr>
+            <w:r>
+              <w:rPr>
+                <w:color w:val="BBBBBB"/>
+                <w:sz w:val="18"/>
+                <w:szCs w:val="18"/>
+              </w:rPr>
+              <w:t xml:space="preserve">____________________________</w:t>
+            </w:r>
+          </w:p>
+          <w:p>
+            <w:pPr>
+              <w:spacing w:after="50" w:before="0"/>
+            </w:pPr>
+            <w:r>
+              <w:rPr>
+                <w:color w:val="BBBBBB"/>
+                <w:sz w:val="18"/>
+                <w:szCs w:val="18"/>
+              </w:rPr>
+              <w:t xml:space="preserve">____________________________</w:t>
+            </w:r>
+          </w:p>
+          <w:p>
+            <w:pPr>
+              <w:spacing w:after="50" w:before="0"/>
+            </w:pPr>
+            <w:r>
+              <w:rPr>
+                <w:color w:val="BBBBBB"/>
+                <w:sz w:val="18"/>
+                <w:szCs w:val="18"/>
+              </w:rPr>
+              <w:t xml:space="preserve">____________________________</w:t>
+            </w:r>
+          </w:p>
+        </w:tc>
+        <w:tc>
+          <w:tcPr>
+            <w:tcW w:type="dxa" w:w="3000"/>
+            <w:shd w:fill="FBF3E2" w:color="auto" w:val="clear"/>
+            <w:tcMar>
+              <w:top w:type="dxa" w:w="80"/>
+              <w:left w:type="dxa" w:w="100"/>
+              <w:bottom w:type="dxa" w:w="80"/>
+              <w:right w:type="dxa" w:w="100"/>
+            </w:tcMar>
+            <w:vAlign w:val="top"/>
+          </w:tcPr>
+          <w:p>
+            <w:pPr>
+              <w:spacing w:after="30" w:before="0"/>
+            </w:pPr>
+            <w:r>
+              <w:rPr>
+                <w:b/>
+                <w:bCs/>
+                <w:color w:val="0F2B3C"/>
+                <w:sz w:val="18"/>
+                <w:szCs w:val="18"/>
+              </w:rPr>
+              <w:t xml:space="preserve">Because... ________________</w:t>
+            </w:r>
+          </w:p>
+          <w:p>
+            <w:pPr>
+              <w:spacing w:after="50" w:before="0"/>
+            </w:pPr>
+            <w:r>
+              <w:rPr>
+                <w:color w:val="BBBBBB"/>
+                <w:sz w:val="18"/>
+                <w:szCs w:val="18"/>
+              </w:rPr>
+              <w:t xml:space="preserve">____________________________</w:t>
+            </w:r>
+          </w:p>
+          <w:p>
+            <w:pPr>
+              <w:spacing w:after="30" w:before="40"/>
+            </w:pPr>
+            <w:r>
+              <w:rPr>
+                <w:b/>
+                <w:bCs/>
+                <w:color w:val="1A6FB5"/>
+                <w:sz w:val="18"/>
+                <w:szCs w:val="18"/>
+              </w:rPr>
+              <w:t xml:space="preserve">Although... _______________</w:t>
+            </w:r>
+          </w:p>
+          <w:p>
+            <w:pPr>
+              <w:spacing w:after="50" w:before="0"/>
+            </w:pPr>
+            <w:r>
+              <w:rPr>
+                <w:color w:val="BBBBBB"/>
+                <w:sz w:val="18"/>
+                <w:szCs w:val="18"/>
+              </w:rPr>
+              <w:t xml:space="preserve">____________________________</w:t>
+            </w:r>
+          </w:p>
+          <w:p>
+            <w:pPr>
+              <w:spacing w:after="30" w:before="40"/>
+            </w:pPr>
+            <w:r>
+              <w:rPr>
+                <w:b/>
+                <w:bCs/>
+                <w:color w:val="7A5400"/>
+                <w:sz w:val="18"/>
+                <w:szCs w:val="18"/>
+              </w:rPr>
+              <w:t xml:space="preserve">Therefore... ______________</w:t>
+            </w:r>
+          </w:p>
+          <w:p>
+            <w:pPr>
+              <w:spacing w:after="50" w:before="0"/>
+            </w:pPr>
+            <w:r>
+              <w:rPr>
+                <w:color w:val="BBBBBB"/>
+                <w:sz w:val="18"/>
+                <w:szCs w:val="18"/>
+              </w:rPr>
+              <w:t xml:space="preserve">____________________________</w:t>
+            </w:r>
+          </w:p>
+        </w:tc>
+      </w:tr>
+    </w:tbl>
+    <w:p>
+      <w:pPr>
+        <w:spacing w:after="60" w:before="0"/>
+      </w:pPr>
+      <w:r>
+        <w:t xml:space="preserve"/>
+      </w:r>
+    </w:p>
+    <w:tbl>
+      <w:tblPr>
+        <w:tblW w:type="dxa" w:w="9360"/>
+        <w:tblBorders>
+          <w:top w:val="single" w:color="C7D2DD" w:sz="6"/>
+          <w:left w:val="single" w:color="C7D2DD" w:sz="6"/>
+          <w:bottom w:val="single" w:color="C7D2DD" w:sz="6"/>
+          <w:right w:val="single" w:color="C7D2DD" w:sz="6"/>
+          <w:insideH w:val="single" w:color="C7D2DD" w:sz="6"/>
+          <w:insideV w:val="single" w:color="C7D2DD" w:sz="6"/>
+        </w:tblBorders>
+      </w:tblPr>
+      <w:tblGrid>
+        <w:gridCol w:w="2800"/>
+        <w:gridCol w:w="3560"/>
+        <w:gridCol w:w="3000"/>
+      </w:tblGrid>
+      <w:tr>
+        <w:trPr>
+          <w:cantSplit/>
+          <w:tblHeader/>
+        </w:trPr>
+        <w:tc>
+          <w:tcPr>
+            <w:tcW w:type="dxa" w:w="2800"/>
+            <w:shd w:fill="EEF4F8" w:color="auto" w:val="clear"/>
+            <w:tcMar>
+              <w:top w:type="dxa" w:w="60"/>
+              <w:left w:type="dxa" w:w="100"/>
+              <w:bottom w:type="dxa" w:w="60"/>
+              <w:right w:type="dxa" w:w="100"/>
+            </w:tcMar>
+          </w:tcPr>
+          <w:p>
+            <w:pPr>
+              <w:spacing w:after="0" w:before="0"/>
+            </w:pPr>
+            <w:r>
+              <w:rPr>
+                <w:b/>
+                <w:bCs/>
+                <w:color w:val="0F2B3C"/>
+                <w:sz w:val="16"/>
+                <w:szCs w:val="16"/>
+              </w:rPr>
+              <w:t xml:space="preserve">CORE PROBLEM / GIVEN REPRESENTATION</w:t>
+            </w:r>
+          </w:p>
+        </w:tc>
+        <w:tc>
+          <w:tcPr>
+            <w:tcW w:type="dxa" w:w="3560"/>
+            <w:shd w:fill="EEF4F8" w:color="auto" w:val="clear"/>
+            <w:tcMar>
+              <w:top w:type="dxa" w:w="60"/>
+              <w:left w:type="dxa" w:w="100"/>
+              <w:bottom w:type="dxa" w:w="60"/>
+              <w:right w:type="dxa" w:w="100"/>
+            </w:tcMar>
+          </w:tcPr>
+          <w:p>
+            <w:pPr>
+              <w:spacing w:after="0" w:before="0"/>
+            </w:pPr>
+            <w:r>
+              <w:rPr>
+                <w:b/>
+                <w:bCs/>
+                <w:color w:val="0F2B3C"/>
+                <w:sz w:val="16"/>
+                <w:szCs w:val="16"/>
+              </w:rPr>
+              <w:t xml:space="preserve">WORKING SPACE / CALCULATION STEPS</w:t>
+            </w:r>
+          </w:p>
+        </w:tc>
+        <w:tc>
+          <w:tcPr>
+            <w:tcW w:type="dxa" w:w="3000"/>
+            <w:shd w:fill="FBF3E2" w:color="auto" w:val="clear"/>
+            <w:tcMar>
+              <w:top w:type="dxa" w:w="60"/>
+              <w:left w:type="dxa" w:w="100"/>
+              <w:bottom w:type="dxa" w:w="60"/>
+              <w:right w:type="dxa" w:w="100"/>
+            </w:tcMar>
+          </w:tcPr>
+          <w:p>
+            <w:pPr>
+              <w:spacing w:after="0" w:before="0"/>
+            </w:pPr>
+            <w:r>
+              <w:rPr>
+                <w:b/>
+                <w:bCs/>
+                <w:color w:val="7A5400"/>
+                <w:sz w:val="16"/>
+                <w:szCs w:val="16"/>
+              </w:rPr>
+              <w:t xml:space="preserve">EXPLAIN YOUR REASONING</w:t>
+            </w:r>
+          </w:p>
+        </w:tc>
+      </w:tr>
+      <w:tr>
+        <w:trPr>
+          <w:cantSplit/>
+        </w:trPr>
+        <w:tc>
+          <w:tcPr>
+            <w:tcW w:type="dxa" w:w="2800"/>
+            <w:tcMar>
+              <w:top w:type="dxa" w:w="80"/>
+              <w:left w:type="dxa" w:w="100"/>
+              <w:bottom w:type="dxa" w:w="80"/>
+              <w:right w:type="dxa" w:w="100"/>
+            </w:tcMar>
+            <w:vAlign w:val="top"/>
+          </w:tcPr>
+          <w:p>
+            <w:pPr>
+              <w:spacing w:after="40" w:before="0"/>
+            </w:pPr>
+            <w:r>
+              <w:rPr>
+                <w:b/>
+                <w:bCs/>
+                <w:color w:val="0F2B3C"/>
+                <w:sz w:val="20"/>
+                <w:szCs w:val="20"/>
+              </w:rPr>
+              <w:t xml:space="preserve">3.  15 splits into 3 × ___?</w:t>
+            </w:r>
+          </w:p>
+        </w:tc>
+        <w:tc>
+          <w:tcPr>
+            <w:tcW w:type="dxa" w:w="3560"/>
+            <w:tcMar>
+              <w:top w:type="dxa" w:w="80"/>
+              <w:left w:type="dxa" w:w="100"/>
+              <w:bottom w:type="dxa" w:w="80"/>
+              <w:right w:type="dxa" w:w="100"/>
+            </w:tcMar>
+            <w:vAlign w:val="top"/>
+          </w:tcPr>
+          <w:p>
+            <w:pPr>
+              <w:spacing w:after="50" w:before="0"/>
+            </w:pPr>
+            <w:r>
+              <w:rPr>
+                <w:color w:val="BBBBBB"/>
+                <w:sz w:val="18"/>
+                <w:szCs w:val="18"/>
+              </w:rPr>
+              <w:t xml:space="preserve">____________________________</w:t>
+            </w:r>
+          </w:p>
+          <w:p>
+            <w:pPr>
+              <w:spacing w:after="50" w:before="0"/>
+            </w:pPr>
+            <w:r>
+              <w:rPr>
+                <w:color w:val="BBBBBB"/>
+                <w:sz w:val="18"/>
+                <w:szCs w:val="18"/>
+              </w:rPr>
+              <w:t xml:space="preserve">____________________________</w:t>
+            </w:r>
+          </w:p>
+          <w:p>
+            <w:pPr>
+              <w:spacing w:after="50" w:before="0"/>
+            </w:pPr>
+            <w:r>
+              <w:rPr>
+                <w:color w:val="BBBBBB"/>
+                <w:sz w:val="18"/>
+                <w:szCs w:val="18"/>
+              </w:rPr>
+              <w:t xml:space="preserve">____________________________</w:t>
+            </w:r>
+          </w:p>
+          <w:p>
+            <w:pPr>
+              <w:spacing w:after="50" w:before="0"/>
+            </w:pPr>
+            <w:r>
+              <w:rPr>
+                <w:color w:val="BBBBBB"/>
+                <w:sz w:val="18"/>
+                <w:szCs w:val="18"/>
+              </w:rPr>
+              <w:t xml:space="preserve">____________________________</w:t>
+            </w:r>
+          </w:p>
+        </w:tc>
+        <w:tc>
+          <w:tcPr>
+            <w:tcW w:type="dxa" w:w="3000"/>
+            <w:shd w:fill="FBF3E2" w:color="auto" w:val="clear"/>
+            <w:tcMar>
+              <w:top w:type="dxa" w:w="80"/>
+              <w:left w:type="dxa" w:w="100"/>
+              <w:bottom w:type="dxa" w:w="80"/>
+              <w:right w:type="dxa" w:w="100"/>
+            </w:tcMar>
+            <w:vAlign w:val="top"/>
+          </w:tcPr>
+          <w:p>
+            <w:pPr>
+              <w:spacing w:after="30" w:before="0"/>
+            </w:pPr>
+            <w:r>
+              <w:rPr>
+                <w:b/>
+                <w:bCs/>
+                <w:color w:val="0F2B3C"/>
+                <w:sz w:val="18"/>
+                <w:szCs w:val="18"/>
+              </w:rPr>
+              <w:t xml:space="preserve">Because... ________________</w:t>
+            </w:r>
+          </w:p>
+          <w:p>
+            <w:pPr>
+              <w:spacing w:after="50" w:before="0"/>
+            </w:pPr>
+            <w:r>
+              <w:rPr>
+                <w:color w:val="BBBBBB"/>
+                <w:sz w:val="18"/>
+                <w:szCs w:val="18"/>
+              </w:rPr>
+              <w:t xml:space="preserve">____________________________</w:t>
+            </w:r>
+          </w:p>
+          <w:p>
+            <w:pPr>
+              <w:spacing w:after="30" w:before="40"/>
+            </w:pPr>
+            <w:r>
+              <w:rPr>
+                <w:b/>
+                <w:bCs/>
+                <w:color w:val="1A6FB5"/>
+                <w:sz w:val="18"/>
+                <w:szCs w:val="18"/>
+              </w:rPr>
+              <w:t xml:space="preserve">Although... _______________</w:t>
+            </w:r>
+          </w:p>
+          <w:p>
+            <w:pPr>
+              <w:spacing w:after="50" w:before="0"/>
+            </w:pPr>
+            <w:r>
+              <w:rPr>
+                <w:color w:val="BBBBBB"/>
+                <w:sz w:val="18"/>
+                <w:szCs w:val="18"/>
+              </w:rPr>
+              <w:t xml:space="preserve">____________________________</w:t>
+            </w:r>
+          </w:p>
+          <w:p>
+            <w:pPr>
+              <w:spacing w:after="30" w:before="40"/>
+            </w:pPr>
+            <w:r>
+              <w:rPr>
+                <w:b/>
+                <w:bCs/>
+                <w:color w:val="7A5400"/>
+                <w:sz w:val="18"/>
+                <w:szCs w:val="18"/>
+              </w:rPr>
+              <w:t xml:space="preserve">Therefore... ______________</w:t>
+            </w:r>
+          </w:p>
+          <w:p>
+            <w:pPr>
+              <w:spacing w:after="50" w:before="0"/>
+            </w:pPr>
+            <w:r>
+              <w:rPr>
+                <w:color w:val="BBBBBB"/>
+                <w:sz w:val="18"/>
+                <w:szCs w:val="18"/>
+              </w:rPr>
+              <w:t xml:space="preserve">____________________________</w:t>
+            </w:r>
+          </w:p>
+        </w:tc>
+      </w:tr>
+    </w:tbl>
+    <w:p>
+      <w:pPr>
+        <w:spacing w:after="60" w:before="0"/>
+      </w:pPr>
+      <w:r>
+        <w:t xml:space="preserve"/>
       </w:r>
     </w:p>
     <w:p>
@@ -336,50 +3010,616 @@
         <w:t xml:space="preserve">Warm-up straight into prime factorization.</w:t>
       </w:r>
     </w:p>
-    <w:p>
-      <w:pPr>
-        <w:spacing w:after="40" w:before="0"/>
-      </w:pPr>
-      <w:r>
-        <w:rPr>
-          <w:sz w:val="22"/>
-          <w:szCs w:val="22"/>
-        </w:rPr>
-        <w:t xml:space="preserve">1.  12 = 2 × 2 × ___. Fill the blank.</w:t>
-      </w:r>
-    </w:p>
-    <w:p>
-      <w:pPr>
-        <w:spacing w:after="80" w:before="0"/>
-      </w:pPr>
-      <w:r>
-        <w:rPr>
-          <w:color w:val="BBBBBB"/>
-        </w:rPr>
-        <w:t xml:space="preserve">____________________________________________________</w:t>
-      </w:r>
-    </w:p>
-    <w:p>
-      <w:pPr>
-        <w:spacing w:after="40" w:before="0"/>
-      </w:pPr>
-      <w:r>
-        <w:rPr>
-          <w:sz w:val="22"/>
-          <w:szCs w:val="22"/>
-        </w:rPr>
-        <w:t xml:space="preserve">2.  18 = 2 × 3 × ___. Fill the blank.</w:t>
-      </w:r>
-    </w:p>
-    <w:p>
-      <w:pPr>
-        <w:spacing w:after="80" w:before="0"/>
-      </w:pPr>
-      <w:r>
-        <w:rPr>
-          <w:color w:val="BBBBBB"/>
-        </w:rPr>
-        <w:t xml:space="preserve">____________________________________________________</w:t>
+    <w:tbl>
+      <w:tblPr>
+        <w:tblW w:type="dxa" w:w="9360"/>
+        <w:tblBorders>
+          <w:top w:val="single" w:color="C7D2DD" w:sz="6"/>
+          <w:left w:val="single" w:color="C7D2DD" w:sz="6"/>
+          <w:bottom w:val="single" w:color="C7D2DD" w:sz="6"/>
+          <w:right w:val="single" w:color="C7D2DD" w:sz="6"/>
+          <w:insideH w:val="single" w:color="C7D2DD" w:sz="6"/>
+          <w:insideV w:val="single" w:color="C7D2DD" w:sz="6"/>
+        </w:tblBorders>
+      </w:tblPr>
+      <w:tblGrid>
+        <w:gridCol w:w="2800"/>
+        <w:gridCol w:w="3560"/>
+        <w:gridCol w:w="3000"/>
+      </w:tblGrid>
+      <w:tr>
+        <w:trPr>
+          <w:cantSplit/>
+          <w:tblHeader/>
+        </w:trPr>
+        <w:tc>
+          <w:tcPr>
+            <w:tcW w:type="dxa" w:w="2800"/>
+            <w:shd w:fill="EEF4F8" w:color="auto" w:val="clear"/>
+            <w:tcMar>
+              <w:top w:type="dxa" w:w="60"/>
+              <w:left w:type="dxa" w:w="100"/>
+              <w:bottom w:type="dxa" w:w="60"/>
+              <w:right w:type="dxa" w:w="100"/>
+            </w:tcMar>
+          </w:tcPr>
+          <w:p>
+            <w:pPr>
+              <w:spacing w:after="0" w:before="0"/>
+            </w:pPr>
+            <w:r>
+              <w:rPr>
+                <w:b/>
+                <w:bCs/>
+                <w:color w:val="0F2B3C"/>
+                <w:sz w:val="16"/>
+                <w:szCs w:val="16"/>
+              </w:rPr>
+              <w:t xml:space="preserve">CORE PROBLEM / GIVEN REPRESENTATION</w:t>
+            </w:r>
+          </w:p>
+        </w:tc>
+        <w:tc>
+          <w:tcPr>
+            <w:tcW w:type="dxa" w:w="3560"/>
+            <w:shd w:fill="EEF4F8" w:color="auto" w:val="clear"/>
+            <w:tcMar>
+              <w:top w:type="dxa" w:w="60"/>
+              <w:left w:type="dxa" w:w="100"/>
+              <w:bottom w:type="dxa" w:w="60"/>
+              <w:right w:type="dxa" w:w="100"/>
+            </w:tcMar>
+          </w:tcPr>
+          <w:p>
+            <w:pPr>
+              <w:spacing w:after="0" w:before="0"/>
+            </w:pPr>
+            <w:r>
+              <w:rPr>
+                <w:b/>
+                <w:bCs/>
+                <w:color w:val="0F2B3C"/>
+                <w:sz w:val="16"/>
+                <w:szCs w:val="16"/>
+              </w:rPr>
+              <w:t xml:space="preserve">WORKING SPACE / CALCULATION STEPS</w:t>
+            </w:r>
+          </w:p>
+        </w:tc>
+        <w:tc>
+          <w:tcPr>
+            <w:tcW w:type="dxa" w:w="3000"/>
+            <w:shd w:fill="FBF3E2" w:color="auto" w:val="clear"/>
+            <w:tcMar>
+              <w:top w:type="dxa" w:w="60"/>
+              <w:left w:type="dxa" w:w="100"/>
+              <w:bottom w:type="dxa" w:w="60"/>
+              <w:right w:type="dxa" w:w="100"/>
+            </w:tcMar>
+          </w:tcPr>
+          <w:p>
+            <w:pPr>
+              <w:spacing w:after="0" w:before="0"/>
+            </w:pPr>
+            <w:r>
+              <w:rPr>
+                <w:b/>
+                <w:bCs/>
+                <w:color w:val="7A5400"/>
+                <w:sz w:val="16"/>
+                <w:szCs w:val="16"/>
+              </w:rPr>
+              <w:t xml:space="preserve">EXPLAIN YOUR REASONING</w:t>
+            </w:r>
+          </w:p>
+        </w:tc>
+      </w:tr>
+      <w:tr>
+        <w:trPr>
+          <w:cantSplit/>
+        </w:trPr>
+        <w:tc>
+          <w:tcPr>
+            <w:tcW w:type="dxa" w:w="2800"/>
+            <w:tcMar>
+              <w:top w:type="dxa" w:w="80"/>
+              <w:left w:type="dxa" w:w="100"/>
+              <w:bottom w:type="dxa" w:w="80"/>
+              <w:right w:type="dxa" w:w="100"/>
+            </w:tcMar>
+            <w:vAlign w:val="top"/>
+          </w:tcPr>
+          <w:p>
+            <w:pPr>
+              <w:spacing w:after="40" w:before="0"/>
+            </w:pPr>
+            <w:r>
+              <w:rPr>
+                <w:b/>
+                <w:bCs/>
+                <w:color w:val="0F2B3C"/>
+                <w:sz w:val="20"/>
+                <w:szCs w:val="20"/>
+              </w:rPr>
+              <w:t xml:space="preserve">1.  12 = 2 × 2 × ___. Fill the blank.</w:t>
+            </w:r>
+          </w:p>
+        </w:tc>
+        <w:tc>
+          <w:tcPr>
+            <w:tcW w:type="dxa" w:w="3560"/>
+            <w:tcMar>
+              <w:top w:type="dxa" w:w="80"/>
+              <w:left w:type="dxa" w:w="100"/>
+              <w:bottom w:type="dxa" w:w="80"/>
+              <w:right w:type="dxa" w:w="100"/>
+            </w:tcMar>
+            <w:vAlign w:val="top"/>
+          </w:tcPr>
+          <w:p>
+            <w:pPr>
+              <w:spacing w:after="50" w:before="0"/>
+            </w:pPr>
+            <w:r>
+              <w:rPr>
+                <w:color w:val="BBBBBB"/>
+                <w:sz w:val="18"/>
+                <w:szCs w:val="18"/>
+              </w:rPr>
+              <w:t xml:space="preserve">____________________________</w:t>
+            </w:r>
+          </w:p>
+          <w:p>
+            <w:pPr>
+              <w:spacing w:after="50" w:before="0"/>
+            </w:pPr>
+            <w:r>
+              <w:rPr>
+                <w:color w:val="BBBBBB"/>
+                <w:sz w:val="18"/>
+                <w:szCs w:val="18"/>
+              </w:rPr>
+              <w:t xml:space="preserve">____________________________</w:t>
+            </w:r>
+          </w:p>
+          <w:p>
+            <w:pPr>
+              <w:spacing w:after="50" w:before="0"/>
+            </w:pPr>
+            <w:r>
+              <w:rPr>
+                <w:color w:val="BBBBBB"/>
+                <w:sz w:val="18"/>
+                <w:szCs w:val="18"/>
+              </w:rPr>
+              <w:t xml:space="preserve">____________________________</w:t>
+            </w:r>
+          </w:p>
+          <w:p>
+            <w:pPr>
+              <w:spacing w:after="50" w:before="0"/>
+            </w:pPr>
+            <w:r>
+              <w:rPr>
+                <w:color w:val="BBBBBB"/>
+                <w:sz w:val="18"/>
+                <w:szCs w:val="18"/>
+              </w:rPr>
+              <w:t xml:space="preserve">____________________________</w:t>
+            </w:r>
+          </w:p>
+        </w:tc>
+        <w:tc>
+          <w:tcPr>
+            <w:tcW w:type="dxa" w:w="3000"/>
+            <w:shd w:fill="FBF3E2" w:color="auto" w:val="clear"/>
+            <w:tcMar>
+              <w:top w:type="dxa" w:w="80"/>
+              <w:left w:type="dxa" w:w="100"/>
+              <w:bottom w:type="dxa" w:w="80"/>
+              <w:right w:type="dxa" w:w="100"/>
+            </w:tcMar>
+            <w:vAlign w:val="top"/>
+          </w:tcPr>
+          <w:p>
+            <w:pPr>
+              <w:spacing w:after="30" w:before="0"/>
+            </w:pPr>
+            <w:r>
+              <w:rPr>
+                <w:b/>
+                <w:bCs/>
+                <w:color w:val="0F2B3C"/>
+                <w:sz w:val="18"/>
+                <w:szCs w:val="18"/>
+              </w:rPr>
+              <w:t xml:space="preserve">Because... ________________</w:t>
+            </w:r>
+          </w:p>
+          <w:p>
+            <w:pPr>
+              <w:spacing w:after="50" w:before="0"/>
+            </w:pPr>
+            <w:r>
+              <w:rPr>
+                <w:color w:val="BBBBBB"/>
+                <w:sz w:val="18"/>
+                <w:szCs w:val="18"/>
+              </w:rPr>
+              <w:t xml:space="preserve">____________________________</w:t>
+            </w:r>
+          </w:p>
+          <w:p>
+            <w:pPr>
+              <w:spacing w:after="30" w:before="40"/>
+            </w:pPr>
+            <w:r>
+              <w:rPr>
+                <w:b/>
+                <w:bCs/>
+                <w:color w:val="1A6FB5"/>
+                <w:sz w:val="18"/>
+                <w:szCs w:val="18"/>
+              </w:rPr>
+              <w:t xml:space="preserve">Although... _______________</w:t>
+            </w:r>
+          </w:p>
+          <w:p>
+            <w:pPr>
+              <w:spacing w:after="50" w:before="0"/>
+            </w:pPr>
+            <w:r>
+              <w:rPr>
+                <w:color w:val="BBBBBB"/>
+                <w:sz w:val="18"/>
+                <w:szCs w:val="18"/>
+              </w:rPr>
+              <w:t xml:space="preserve">____________________________</w:t>
+            </w:r>
+          </w:p>
+          <w:p>
+            <w:pPr>
+              <w:spacing w:after="30" w:before="40"/>
+            </w:pPr>
+            <w:r>
+              <w:rPr>
+                <w:b/>
+                <w:bCs/>
+                <w:color w:val="7A5400"/>
+                <w:sz w:val="18"/>
+                <w:szCs w:val="18"/>
+              </w:rPr>
+              <w:t xml:space="preserve">Therefore... ______________</w:t>
+            </w:r>
+          </w:p>
+          <w:p>
+            <w:pPr>
+              <w:spacing w:after="50" w:before="0"/>
+            </w:pPr>
+            <w:r>
+              <w:rPr>
+                <w:color w:val="BBBBBB"/>
+                <w:sz w:val="18"/>
+                <w:szCs w:val="18"/>
+              </w:rPr>
+              <w:t xml:space="preserve">____________________________</w:t>
+            </w:r>
+          </w:p>
+        </w:tc>
+      </w:tr>
+    </w:tbl>
+    <w:p>
+      <w:pPr>
+        <w:spacing w:after="60" w:before="0"/>
+      </w:pPr>
+      <w:r>
+        <w:t xml:space="preserve"/>
+      </w:r>
+    </w:p>
+    <w:tbl>
+      <w:tblPr>
+        <w:tblW w:type="dxa" w:w="9360"/>
+        <w:tblBorders>
+          <w:top w:val="single" w:color="C7D2DD" w:sz="6"/>
+          <w:left w:val="single" w:color="C7D2DD" w:sz="6"/>
+          <w:bottom w:val="single" w:color="C7D2DD" w:sz="6"/>
+          <w:right w:val="single" w:color="C7D2DD" w:sz="6"/>
+          <w:insideH w:val="single" w:color="C7D2DD" w:sz="6"/>
+          <w:insideV w:val="single" w:color="C7D2DD" w:sz="6"/>
+        </w:tblBorders>
+      </w:tblPr>
+      <w:tblGrid>
+        <w:gridCol w:w="2800"/>
+        <w:gridCol w:w="3560"/>
+        <w:gridCol w:w="3000"/>
+      </w:tblGrid>
+      <w:tr>
+        <w:trPr>
+          <w:cantSplit/>
+          <w:tblHeader/>
+        </w:trPr>
+        <w:tc>
+          <w:tcPr>
+            <w:tcW w:type="dxa" w:w="2800"/>
+            <w:shd w:fill="EEF4F8" w:color="auto" w:val="clear"/>
+            <w:tcMar>
+              <w:top w:type="dxa" w:w="60"/>
+              <w:left w:type="dxa" w:w="100"/>
+              <w:bottom w:type="dxa" w:w="60"/>
+              <w:right w:type="dxa" w:w="100"/>
+            </w:tcMar>
+          </w:tcPr>
+          <w:p>
+            <w:pPr>
+              <w:spacing w:after="0" w:before="0"/>
+            </w:pPr>
+            <w:r>
+              <w:rPr>
+                <w:b/>
+                <w:bCs/>
+                <w:color w:val="0F2B3C"/>
+                <w:sz w:val="16"/>
+                <w:szCs w:val="16"/>
+              </w:rPr>
+              <w:t xml:space="preserve">CORE PROBLEM / GIVEN REPRESENTATION</w:t>
+            </w:r>
+          </w:p>
+        </w:tc>
+        <w:tc>
+          <w:tcPr>
+            <w:tcW w:type="dxa" w:w="3560"/>
+            <w:shd w:fill="EEF4F8" w:color="auto" w:val="clear"/>
+            <w:tcMar>
+              <w:top w:type="dxa" w:w="60"/>
+              <w:left w:type="dxa" w:w="100"/>
+              <w:bottom w:type="dxa" w:w="60"/>
+              <w:right w:type="dxa" w:w="100"/>
+            </w:tcMar>
+          </w:tcPr>
+          <w:p>
+            <w:pPr>
+              <w:spacing w:after="0" w:before="0"/>
+            </w:pPr>
+            <w:r>
+              <w:rPr>
+                <w:b/>
+                <w:bCs/>
+                <w:color w:val="0F2B3C"/>
+                <w:sz w:val="16"/>
+                <w:szCs w:val="16"/>
+              </w:rPr>
+              <w:t xml:space="preserve">WORKING SPACE / CALCULATION STEPS</w:t>
+            </w:r>
+          </w:p>
+        </w:tc>
+        <w:tc>
+          <w:tcPr>
+            <w:tcW w:type="dxa" w:w="3000"/>
+            <w:shd w:fill="FBF3E2" w:color="auto" w:val="clear"/>
+            <w:tcMar>
+              <w:top w:type="dxa" w:w="60"/>
+              <w:left w:type="dxa" w:w="100"/>
+              <w:bottom w:type="dxa" w:w="60"/>
+              <w:right w:type="dxa" w:w="100"/>
+            </w:tcMar>
+          </w:tcPr>
+          <w:p>
+            <w:pPr>
+              <w:spacing w:after="0" w:before="0"/>
+            </w:pPr>
+            <w:r>
+              <w:rPr>
+                <w:b/>
+                <w:bCs/>
+                <w:color w:val="7A5400"/>
+                <w:sz w:val="16"/>
+                <w:szCs w:val="16"/>
+              </w:rPr>
+              <w:t xml:space="preserve">EXPLAIN YOUR REASONING</w:t>
+            </w:r>
+          </w:p>
+        </w:tc>
+      </w:tr>
+      <w:tr>
+        <w:trPr>
+          <w:cantSplit/>
+        </w:trPr>
+        <w:tc>
+          <w:tcPr>
+            <w:tcW w:type="dxa" w:w="2800"/>
+            <w:tcMar>
+              <w:top w:type="dxa" w:w="80"/>
+              <w:left w:type="dxa" w:w="100"/>
+              <w:bottom w:type="dxa" w:w="80"/>
+              <w:right w:type="dxa" w:w="100"/>
+            </w:tcMar>
+            <w:vAlign w:val="top"/>
+          </w:tcPr>
+          <w:p>
+            <w:pPr>
+              <w:spacing w:after="40" w:before="0"/>
+            </w:pPr>
+            <w:r>
+              <w:rPr>
+                <w:b/>
+                <w:bCs/>
+                <w:color w:val="0F2B3C"/>
+                <w:sz w:val="20"/>
+                <w:szCs w:val="20"/>
+              </w:rPr>
+              <w:t xml:space="preserve">2.  18 = 2 × 3 × ___. Fill the blank.</w:t>
+            </w:r>
+          </w:p>
+        </w:tc>
+        <w:tc>
+          <w:tcPr>
+            <w:tcW w:type="dxa" w:w="3560"/>
+            <w:tcMar>
+              <w:top w:type="dxa" w:w="80"/>
+              <w:left w:type="dxa" w:w="100"/>
+              <w:bottom w:type="dxa" w:w="80"/>
+              <w:right w:type="dxa" w:w="100"/>
+            </w:tcMar>
+            <w:vAlign w:val="top"/>
+          </w:tcPr>
+          <w:p>
+            <w:pPr>
+              <w:spacing w:after="50" w:before="0"/>
+            </w:pPr>
+            <w:r>
+              <w:rPr>
+                <w:color w:val="BBBBBB"/>
+                <w:sz w:val="18"/>
+                <w:szCs w:val="18"/>
+              </w:rPr>
+              <w:t xml:space="preserve">____________________________</w:t>
+            </w:r>
+          </w:p>
+          <w:p>
+            <w:pPr>
+              <w:spacing w:after="50" w:before="0"/>
+            </w:pPr>
+            <w:r>
+              <w:rPr>
+                <w:color w:val="BBBBBB"/>
+                <w:sz w:val="18"/>
+                <w:szCs w:val="18"/>
+              </w:rPr>
+              <w:t xml:space="preserve">____________________________</w:t>
+            </w:r>
+          </w:p>
+          <w:p>
+            <w:pPr>
+              <w:spacing w:after="50" w:before="0"/>
+            </w:pPr>
+            <w:r>
+              <w:rPr>
+                <w:color w:val="BBBBBB"/>
+                <w:sz w:val="18"/>
+                <w:szCs w:val="18"/>
+              </w:rPr>
+              <w:t xml:space="preserve">____________________________</w:t>
+            </w:r>
+          </w:p>
+          <w:p>
+            <w:pPr>
+              <w:spacing w:after="50" w:before="0"/>
+            </w:pPr>
+            <w:r>
+              <w:rPr>
+                <w:color w:val="BBBBBB"/>
+                <w:sz w:val="18"/>
+                <w:szCs w:val="18"/>
+              </w:rPr>
+              <w:t xml:space="preserve">____________________________</w:t>
+            </w:r>
+          </w:p>
+        </w:tc>
+        <w:tc>
+          <w:tcPr>
+            <w:tcW w:type="dxa" w:w="3000"/>
+            <w:shd w:fill="FBF3E2" w:color="auto" w:val="clear"/>
+            <w:tcMar>
+              <w:top w:type="dxa" w:w="80"/>
+              <w:left w:type="dxa" w:w="100"/>
+              <w:bottom w:type="dxa" w:w="80"/>
+              <w:right w:type="dxa" w:w="100"/>
+            </w:tcMar>
+            <w:vAlign w:val="top"/>
+          </w:tcPr>
+          <w:p>
+            <w:pPr>
+              <w:spacing w:after="30" w:before="0"/>
+            </w:pPr>
+            <w:r>
+              <w:rPr>
+                <w:b/>
+                <w:bCs/>
+                <w:color w:val="0F2B3C"/>
+                <w:sz w:val="18"/>
+                <w:szCs w:val="18"/>
+              </w:rPr>
+              <w:t xml:space="preserve">Because... ________________</w:t>
+            </w:r>
+          </w:p>
+          <w:p>
+            <w:pPr>
+              <w:spacing w:after="50" w:before="0"/>
+            </w:pPr>
+            <w:r>
+              <w:rPr>
+                <w:color w:val="BBBBBB"/>
+                <w:sz w:val="18"/>
+                <w:szCs w:val="18"/>
+              </w:rPr>
+              <w:t xml:space="preserve">____________________________</w:t>
+            </w:r>
+          </w:p>
+          <w:p>
+            <w:pPr>
+              <w:spacing w:after="30" w:before="40"/>
+            </w:pPr>
+            <w:r>
+              <w:rPr>
+                <w:b/>
+                <w:bCs/>
+                <w:color w:val="1A6FB5"/>
+                <w:sz w:val="18"/>
+                <w:szCs w:val="18"/>
+              </w:rPr>
+              <w:t xml:space="preserve">Although... _______________</w:t>
+            </w:r>
+          </w:p>
+          <w:p>
+            <w:pPr>
+              <w:spacing w:after="50" w:before="0"/>
+            </w:pPr>
+            <w:r>
+              <w:rPr>
+                <w:color w:val="BBBBBB"/>
+                <w:sz w:val="18"/>
+                <w:szCs w:val="18"/>
+              </w:rPr>
+              <w:t xml:space="preserve">____________________________</w:t>
+            </w:r>
+          </w:p>
+          <w:p>
+            <w:pPr>
+              <w:spacing w:after="30" w:before="40"/>
+            </w:pPr>
+            <w:r>
+              <w:rPr>
+                <w:b/>
+                <w:bCs/>
+                <w:color w:val="7A5400"/>
+                <w:sz w:val="18"/>
+                <w:szCs w:val="18"/>
+              </w:rPr>
+              <w:t xml:space="preserve">Therefore... ______________</w:t>
+            </w:r>
+          </w:p>
+          <w:p>
+            <w:pPr>
+              <w:spacing w:after="50" w:before="0"/>
+            </w:pPr>
+            <w:r>
+              <w:rPr>
+                <w:color w:val="BBBBBB"/>
+                <w:sz w:val="18"/>
+                <w:szCs w:val="18"/>
+              </w:rPr>
+              <w:t xml:space="preserve">____________________________</w:t>
+            </w:r>
+          </w:p>
+        </w:tc>
+      </w:tr>
+    </w:tbl>
+    <w:p>
+      <w:pPr>
+        <w:spacing w:after="60" w:before="0"/>
+      </w:pPr>
+      <w:r>
+        <w:t xml:space="preserve"/>
       </w:r>
     </w:p>
     <w:p>
@@ -456,6 +3696,141 @@
         <w:t xml:space="preserve">____________________________________________________</w:t>
       </w:r>
     </w:p>
+    <w:tbl>
+      <w:tblPr>
+        <w:tblW w:type="dxa" w:w="9360"/>
+        <w:tblBorders>
+          <w:top w:val="single" w:color="C7D2DD" w:sz="6"/>
+          <w:left w:val="single" w:color="C7D2DD" w:sz="6"/>
+          <w:bottom w:val="single" w:color="C7D2DD" w:sz="6"/>
+          <w:right w:val="single" w:color="C7D2DD" w:sz="6"/>
+          <w:insideH w:val="single" w:color="C7D2DD" w:sz="6"/>
+          <w:insideV w:val="single" w:color="C7D2DD" w:sz="6"/>
+        </w:tblBorders>
+      </w:tblPr>
+      <w:tblGrid>
+        <w:gridCol w:w="3120"/>
+        <w:gridCol w:w="3120"/>
+        <w:gridCol w:w="3120"/>
+      </w:tblGrid>
+      <w:tr>
+        <w:trPr>
+          <w:cantSplit/>
+          <w:tblHeader/>
+        </w:trPr>
+        <w:tc>
+          <w:tcPr>
+            <w:tcW w:type="dxa" w:w="9360"/>
+            <w:gridSpan w:val="3"/>
+            <w:shd w:fill="EEF4F8" w:color="auto" w:val="clear"/>
+            <w:tcMar>
+              <w:top w:type="dxa" w:w="60"/>
+              <w:left w:type="dxa" w:w="100"/>
+              <w:bottom w:type="dxa" w:w="60"/>
+              <w:right w:type="dxa" w:w="100"/>
+            </w:tcMar>
+          </w:tcPr>
+          <w:p>
+            <w:pPr>
+              <w:spacing w:after="0" w:before="0"/>
+            </w:pPr>
+            <w:r>
+              <w:rPr>
+                <w:b/>
+                <w:bCs/>
+                <w:color w:val="0F2B3C"/>
+                <w:sz w:val="18"/>
+                <w:szCs w:val="18"/>
+              </w:rPr>
+              <w:t xml:space="preserve">EXIT CHECK · 3-POINT SELF-ASSESSMENT CHECKLIST</w:t>
+            </w:r>
+          </w:p>
+        </w:tc>
+      </w:tr>
+      <w:tr>
+        <w:trPr>
+          <w:cantSplit/>
+        </w:trPr>
+        <w:tc>
+          <w:tcPr>
+            <w:tcW w:type="dxa" w:w="3120"/>
+            <w:tcMar>
+              <w:top w:type="dxa" w:w="80"/>
+              <w:left w:type="dxa" w:w="100"/>
+              <w:bottom w:type="dxa" w:w="80"/>
+              <w:right w:type="dxa" w:w="100"/>
+            </w:tcMar>
+          </w:tcPr>
+          <w:p>
+            <w:pPr>
+              <w:spacing w:after="0" w:before="0"/>
+            </w:pPr>
+            <w:r>
+              <w:rPr>
+                <w:b/>
+                <w:bCs/>
+                <w:color w:val="0F2B3C"/>
+                <w:sz w:val="18"/>
+                <w:szCs w:val="18"/>
+              </w:rPr>
+              <w:t xml:space="preserve">☐ 1. Units &amp; Labels Verified</w:t>
+            </w:r>
+          </w:p>
+        </w:tc>
+        <w:tc>
+          <w:tcPr>
+            <w:tcW w:type="dxa" w:w="3120"/>
+            <w:tcMar>
+              <w:top w:type="dxa" w:w="80"/>
+              <w:left w:type="dxa" w:w="100"/>
+              <w:bottom w:type="dxa" w:w="80"/>
+              <w:right w:type="dxa" w:w="100"/>
+            </w:tcMar>
+          </w:tcPr>
+          <w:p>
+            <w:pPr>
+              <w:spacing w:after="0" w:before="0"/>
+            </w:pPr>
+            <w:r>
+              <w:rPr>
+                <w:b/>
+                <w:bCs/>
+                <w:color w:val="0F2B3C"/>
+                <w:sz w:val="18"/>
+                <w:szCs w:val="18"/>
+              </w:rPr>
+              <w:t xml:space="preserve">☐ 2. Reasoning Stated (Because / Although / Therefore)</w:t>
+            </w:r>
+          </w:p>
+        </w:tc>
+        <w:tc>
+          <w:tcPr>
+            <w:tcW w:type="dxa" w:w="3120"/>
+            <w:tcMar>
+              <w:top w:type="dxa" w:w="80"/>
+              <w:left w:type="dxa" w:w="100"/>
+              <w:bottom w:type="dxa" w:w="80"/>
+              <w:right w:type="dxa" w:w="100"/>
+            </w:tcMar>
+          </w:tcPr>
+          <w:p>
+            <w:pPr>
+              <w:spacing w:after="0" w:before="0"/>
+            </w:pPr>
+            <w:r>
+              <w:rPr>
+                <w:b/>
+                <w:bCs/>
+                <w:color w:val="0F2B3C"/>
+                <w:sz w:val="18"/>
+                <w:szCs w:val="18"/>
+              </w:rPr>
+              <w:t xml:space="preserve">☐ 3. Calculations Double-Checked</w:t>
+            </w:r>
+          </w:p>
+        </w:tc>
+      </w:tr>
+    </w:tbl>
     <w:p>
       <w:pPr>
         <w:spacing w:after="60" w:before="120"/>
